--- a/自動產生合約範本/template_rent.docx
+++ b/自動產生合約範本/template_rent.docx
@@ -3782,27 +3782,14 @@
 <w:ftr xmlns:wpc="http://schemas.microsoft.com/office/word/2010/wordprocessingCanvas" xmlns:cx="http://schemas.microsoft.com/office/drawing/2014/chartex" xmlns:cx1="http://schemas.microsoft.com/office/drawing/2015/9/8/chartex" xmlns:cx2="http://schemas.microsoft.com/office/drawing/2015/10/21/chartex" xmlns:cx3="http://schemas.microsoft.com/office/drawing/2016/5/9/chartex" xmlns:cx4="http://schemas.microsoft.com/office/drawing/2016/5/10/chartex" xmlns:cx5="http://schemas.microsoft.com/office/drawing/2016/5/11/chartex" xmlns:cx6="http://schemas.microsoft.com/office/drawing/2016/5/12/chartex" xmlns:cx7="http://schemas.microsoft.com/office/drawing/2016/5/13/chartex" xmlns:cx8="http://schemas.microsoft.com/office/drawing/2016/5/14/chartex" xmlns:mc="http://schemas.openxmlformats.org/markup-compatibility/2006" xmlns:aink="http://schemas.microsoft.com/office/drawing/2016/ink" xmlns:am3d="http://schemas.microsoft.com/office/drawing/2017/model3d" xmlns:o="urn:schemas-microsoft-com:office:office" xmlns:oel="http://schemas.microsoft.com/office/2019/extlst" xmlns:r="http://schemas.openxmlformats.org/officeDocument/2006/relationships" xmlns:m="http://schemas.openxmlformats.org/officeDocument/2006/math" xmlns:v="urn:schemas-microsoft-com:vml" xmlns:wp14="http://schemas.microsoft.com/office/word/2010/wordprocessingDrawing" xmlns:wp="http://schemas.openxmlformats.org/drawingml/2006/wordprocessingDrawing" xmlns:w10="urn:schemas-microsoft-com:office:word" xmlns:w="http://schemas.openxmlformats.org/wordprocessingml/2006/main" xmlns:w14="http://schemas.microsoft.com/office/word/2010/wordml" xmlns:w15="http://schemas.microsoft.com/office/word/2012/wordml" xmlns:w16cex="http://schemas.microsoft.com/office/word/2018/wordml/cex" xmlns:w16cid="http://schemas.microsoft.com/office/word/2016/wordml/cid" xmlns:w16="http://schemas.microsoft.com/office/word/2018/wordml" xmlns:w16du="http://schemas.microsoft.com/office/word/2023/wordml/word16du" xmlns:w16sdtdh="http://schemas.microsoft.com/office/word/2020/wordml/sdtdatahash" xmlns:w16sdtfl="http://schemas.microsoft.com/office/word/2024/wordml/sdtformatlock" xmlns:w16se="http://schemas.microsoft.com/office/word/2015/wordml/symex" xmlns:wpg="http://schemas.microsoft.com/office/word/2010/wordprocessingGroup" xmlns:wpi="http://schemas.microsoft.com/office/word/2010/wordprocessingInk" xmlns:wne="http://schemas.microsoft.com/office/word/2006/wordml" xmlns:wps="http://schemas.microsoft.com/office/word/2010/wordprocessingShape" mc:Ignorable="w14 w15 w16se w16cid w16 w16cex w16sdtdh w16sdtfl w16du wp14">
   <w:p>
     <w:pPr>
-      <w:pBdr>
-        <w:top w:val="nil"/>
-        <w:left w:val="nil"/>
-        <w:bottom w:val="nil"/>
-        <w:right w:val="nil"/>
-        <w:between w:val="nil"/>
-      </w:pBdr>
-      <w:tabs>
-        <w:tab w:val="center" w:pos="4153"/>
-        <w:tab w:val="right" w:pos="8306"/>
-      </w:tabs>
       <w:jc w:val="center"/>
       <w:rPr>
-        <w:color w:val="000000"/>
         <w:sz w:val="20"/>
         <w:szCs w:val="20"/>
       </w:rPr>
     </w:pPr>
     <w:r>
       <w:rPr>
-        <w:color w:val="000000"/>
         <w:sz w:val="20"/>
         <w:szCs w:val="20"/>
       </w:rPr>
@@ -3810,15 +3797,13 @@
     </w:r>
     <w:r>
       <w:rPr>
-        <w:color w:val="000000"/>
         <w:sz w:val="20"/>
         <w:szCs w:val="20"/>
       </w:rPr>
-      <w:instrText>PAGE</w:instrText>
+      <w:instrText xml:space="preserve"> PAGE </w:instrText>
     </w:r>
     <w:r>
       <w:rPr>
-        <w:color w:val="000000"/>
         <w:sz w:val="20"/>
         <w:szCs w:val="20"/>
       </w:rPr>
@@ -3826,32 +3811,19 @@
     </w:r>
     <w:r>
       <w:rPr>
-        <w:color w:val="000000"/>
+        <w:noProof/>
+        <w:sz w:val="20"/>
+        <w:szCs w:val="20"/>
+      </w:rPr>
+      <w:t>1</w:t>
+    </w:r>
+    <w:r>
+      <w:rPr>
         <w:sz w:val="20"/>
         <w:szCs w:val="20"/>
       </w:rPr>
       <w:fldChar w:fldCharType="end"/>
     </w:r>
-  </w:p>
-  <w:p>
-    <w:pPr>
-      <w:pBdr>
-        <w:top w:val="nil"/>
-        <w:left w:val="nil"/>
-        <w:bottom w:val="nil"/>
-        <w:right w:val="nil"/>
-        <w:between w:val="nil"/>
-      </w:pBdr>
-      <w:tabs>
-        <w:tab w:val="center" w:pos="4153"/>
-        <w:tab w:val="right" w:pos="8306"/>
-      </w:tabs>
-      <w:rPr>
-        <w:color w:val="000000"/>
-        <w:sz w:val="20"/>
-        <w:szCs w:val="20"/>
-      </w:rPr>
-    </w:pPr>
   </w:p>
 </w:ftr>
 </file>
@@ -3860,27 +3832,14 @@
 <w:ftr xmlns:wpc="http://schemas.microsoft.com/office/word/2010/wordprocessingCanvas" xmlns:cx="http://schemas.microsoft.com/office/drawing/2014/chartex" xmlns:cx1="http://schemas.microsoft.com/office/drawing/2015/9/8/chartex" xmlns:cx2="http://schemas.microsoft.com/office/drawing/2015/10/21/chartex" xmlns:cx3="http://schemas.microsoft.com/office/drawing/2016/5/9/chartex" xmlns:cx4="http://schemas.microsoft.com/office/drawing/2016/5/10/chartex" xmlns:cx5="http://schemas.microsoft.com/office/drawing/2016/5/11/chartex" xmlns:cx6="http://schemas.microsoft.com/office/drawing/2016/5/12/chartex" xmlns:cx7="http://schemas.microsoft.com/office/drawing/2016/5/13/chartex" xmlns:cx8="http://schemas.microsoft.com/office/drawing/2016/5/14/chartex" xmlns:mc="http://schemas.openxmlformats.org/markup-compatibility/2006" xmlns:aink="http://schemas.microsoft.com/office/drawing/2016/ink" xmlns:am3d="http://schemas.microsoft.com/office/drawing/2017/model3d" xmlns:o="urn:schemas-microsoft-com:office:office" xmlns:oel="http://schemas.microsoft.com/office/2019/extlst" xmlns:r="http://schemas.openxmlformats.org/officeDocument/2006/relationships" xmlns:m="http://schemas.openxmlformats.org/officeDocument/2006/math" xmlns:v="urn:schemas-microsoft-com:vml" xmlns:wp14="http://schemas.microsoft.com/office/word/2010/wordprocessingDrawing" xmlns:wp="http://schemas.openxmlformats.org/drawingml/2006/wordprocessingDrawing" xmlns:w10="urn:schemas-microsoft-com:office:word" xmlns:w="http://schemas.openxmlformats.org/wordprocessingml/2006/main" xmlns:w14="http://schemas.microsoft.com/office/word/2010/wordml" xmlns:w15="http://schemas.microsoft.com/office/word/2012/wordml" xmlns:w16cex="http://schemas.microsoft.com/office/word/2018/wordml/cex" xmlns:w16cid="http://schemas.microsoft.com/office/word/2016/wordml/cid" xmlns:w16="http://schemas.microsoft.com/office/word/2018/wordml" xmlns:w16du="http://schemas.microsoft.com/office/word/2023/wordml/word16du" xmlns:w16sdtdh="http://schemas.microsoft.com/office/word/2020/wordml/sdtdatahash" xmlns:w16sdtfl="http://schemas.microsoft.com/office/word/2024/wordml/sdtformatlock" xmlns:w16se="http://schemas.microsoft.com/office/word/2015/wordml/symex" xmlns:wpg="http://schemas.microsoft.com/office/word/2010/wordprocessingGroup" xmlns:wpi="http://schemas.microsoft.com/office/word/2010/wordprocessingInk" xmlns:wne="http://schemas.microsoft.com/office/word/2006/wordml" xmlns:wps="http://schemas.microsoft.com/office/word/2010/wordprocessingShape" mc:Ignorable="w14 w15 w16se w16cid w16 w16cex w16sdtdh w16sdtfl w16du wp14">
   <w:p>
     <w:pPr>
-      <w:pBdr>
-        <w:top w:val="nil"/>
-        <w:left w:val="nil"/>
-        <w:bottom w:val="nil"/>
-        <w:right w:val="nil"/>
-        <w:between w:val="nil"/>
-      </w:pBdr>
-      <w:tabs>
-        <w:tab w:val="center" w:pos="4153"/>
-        <w:tab w:val="right" w:pos="8306"/>
-      </w:tabs>
       <w:jc w:val="center"/>
       <w:rPr>
-        <w:color w:val="000000"/>
         <w:sz w:val="20"/>
         <w:szCs w:val="20"/>
       </w:rPr>
     </w:pPr>
     <w:r>
       <w:rPr>
-        <w:color w:val="000000"/>
         <w:sz w:val="20"/>
         <w:szCs w:val="20"/>
       </w:rPr>
@@ -3888,15 +3847,13 @@
     </w:r>
     <w:r>
       <w:rPr>
-        <w:color w:val="000000"/>
         <w:sz w:val="20"/>
         <w:szCs w:val="20"/>
       </w:rPr>
-      <w:instrText>PAGE</w:instrText>
+      <w:instrText xml:space="preserve"> PAGE </w:instrText>
     </w:r>
     <w:r>
       <w:rPr>
-        <w:color w:val="000000"/>
         <w:sz w:val="20"/>
         <w:szCs w:val="20"/>
       </w:rPr>
@@ -3905,7 +3862,6 @@
     <w:r>
       <w:rPr>
         <w:noProof/>
-        <w:color w:val="000000"/>
         <w:sz w:val="20"/>
         <w:szCs w:val="20"/>
       </w:rPr>
@@ -3913,77 +3869,61 @@
     </w:r>
     <w:r>
       <w:rPr>
-        <w:color w:val="000000"/>
         <w:sz w:val="20"/>
         <w:szCs w:val="20"/>
       </w:rPr>
       <w:fldChar w:fldCharType="end"/>
     </w:r>
   </w:p>
-  <w:p>
-    <w:pPr>
-      <w:pBdr>
-        <w:top w:val="nil"/>
-        <w:left w:val="nil"/>
-        <w:bottom w:val="nil"/>
-        <w:right w:val="nil"/>
-        <w:between w:val="nil"/>
-      </w:pBdr>
-      <w:tabs>
-        <w:tab w:val="center" w:pos="4153"/>
-        <w:tab w:val="right" w:pos="8306"/>
-      </w:tabs>
-      <w:rPr>
-        <w:color w:val="000000"/>
-        <w:sz w:val="20"/>
-        <w:szCs w:val="20"/>
-      </w:rPr>
-    </w:pPr>
-  </w:p>
 </w:ftr>
 </file>
 
 <file path=word/footer3.xml><?xml version="1.0" encoding="utf-8"?>
 <w:ftr xmlns:wpc="http://schemas.microsoft.com/office/word/2010/wordprocessingCanvas" xmlns:cx="http://schemas.microsoft.com/office/drawing/2014/chartex" xmlns:cx1="http://schemas.microsoft.com/office/drawing/2015/9/8/chartex" xmlns:cx2="http://schemas.microsoft.com/office/drawing/2015/10/21/chartex" xmlns:cx3="http://schemas.microsoft.com/office/drawing/2016/5/9/chartex" xmlns:cx4="http://schemas.microsoft.com/office/drawing/2016/5/10/chartex" xmlns:cx5="http://schemas.microsoft.com/office/drawing/2016/5/11/chartex" xmlns:cx6="http://schemas.microsoft.com/office/drawing/2016/5/12/chartex" xmlns:cx7="http://schemas.microsoft.com/office/drawing/2016/5/13/chartex" xmlns:cx8="http://schemas.microsoft.com/office/drawing/2016/5/14/chartex" xmlns:mc="http://schemas.openxmlformats.org/markup-compatibility/2006" xmlns:aink="http://schemas.microsoft.com/office/drawing/2016/ink" xmlns:am3d="http://schemas.microsoft.com/office/drawing/2017/model3d" xmlns:o="urn:schemas-microsoft-com:office:office" xmlns:oel="http://schemas.microsoft.com/office/2019/extlst" xmlns:r="http://schemas.openxmlformats.org/officeDocument/2006/relationships" xmlns:m="http://schemas.openxmlformats.org/officeDocument/2006/math" xmlns:v="urn:schemas-microsoft-com:vml" xmlns:wp14="http://schemas.microsoft.com/office/word/2010/wordprocessingDrawing" xmlns:wp="http://schemas.openxmlformats.org/drawingml/2006/wordprocessingDrawing" xmlns:w10="urn:schemas-microsoft-com:office:word" xmlns:w="http://schemas.openxmlformats.org/wordprocessingml/2006/main" xmlns:w14="http://schemas.microsoft.com/office/word/2010/wordml" xmlns:w15="http://schemas.microsoft.com/office/word/2012/wordml" xmlns:w16cex="http://schemas.microsoft.com/office/word/2018/wordml/cex" xmlns:w16cid="http://schemas.microsoft.com/office/word/2016/wordml/cid" xmlns:w16="http://schemas.microsoft.com/office/word/2018/wordml" xmlns:w16du="http://schemas.microsoft.com/office/word/2023/wordml/word16du" xmlns:w16sdtdh="http://schemas.microsoft.com/office/word/2020/wordml/sdtdatahash" xmlns:w16sdtfl="http://schemas.microsoft.com/office/word/2024/wordml/sdtformatlock" xmlns:w16se="http://schemas.microsoft.com/office/word/2015/wordml/symex" xmlns:wpg="http://schemas.microsoft.com/office/word/2010/wordprocessingGroup" xmlns:wpi="http://schemas.microsoft.com/office/word/2010/wordprocessingInk" xmlns:wne="http://schemas.microsoft.com/office/word/2006/wordml" xmlns:wps="http://schemas.microsoft.com/office/word/2010/wordprocessingShape" mc:Ignorable="w14 w15 w16se w16cid w16 w16cex w16sdtdh w16sdtfl w16du wp14">
-  <w:sdt>
-    <w:sdtPr>
-      <w:id w:val="3408986"/>
-      <w:docPartObj>
-        <w:docPartGallery w:val="Page Numbers (Bottom of Page)"/>
-        <w:docPartUnique/>
-      </w:docPartObj>
-    </w:sdtPr>
-    <w:sdtContent>
-      <w:p>
-        <w:pPr>
-          <w:pStyle w:val="a7"/>
-          <w:jc w:val="center"/>
-        </w:pPr>
-        <w:r>
-          <w:fldChar w:fldCharType="begin"/>
-        </w:r>
-        <w:r>
-          <w:instrText>PAGE   \* MERGEFORMAT</w:instrText>
-        </w:r>
-        <w:r>
-          <w:fldChar w:fldCharType="separate"/>
-        </w:r>
-        <w:r>
-          <w:rPr>
-            <w:lang w:val="zh-TW"/>
-          </w:rPr>
-          <w:t>2</w:t>
-        </w:r>
-        <w:r>
-          <w:fldChar w:fldCharType="end"/>
-        </w:r>
-      </w:p>
-    </w:sdtContent>
-  </w:sdt>
   <w:p>
     <w:pPr>
-      <w:pStyle w:val="a7"/>
+      <w:jc w:val="center"/>
+      <w:rPr>
+        <w:sz w:val="20"/>
+        <w:szCs w:val="20"/>
+      </w:rPr>
     </w:pPr>
+    <w:r>
+      <w:rPr>
+        <w:sz w:val="20"/>
+        <w:szCs w:val="20"/>
+      </w:rPr>
+      <w:fldChar w:fldCharType="begin"/>
+    </w:r>
+    <w:r>
+      <w:rPr>
+        <w:sz w:val="20"/>
+        <w:szCs w:val="20"/>
+      </w:rPr>
+      <w:instrText xml:space="preserve"> PAGE </w:instrText>
+    </w:r>
+    <w:r>
+      <w:rPr>
+        <w:sz w:val="20"/>
+        <w:szCs w:val="20"/>
+      </w:rPr>
+      <w:fldChar w:fldCharType="separate"/>
+    </w:r>
+    <w:r>
+      <w:rPr>
+        <w:noProof/>
+        <w:sz w:val="20"/>
+        <w:szCs w:val="20"/>
+      </w:rPr>
+      <w:t>1</w:t>
+    </w:r>
+    <w:r>
+      <w:rPr>
+        <w:sz w:val="20"/>
+        <w:szCs w:val="20"/>
+      </w:rPr>
+      <w:fldChar w:fldCharType="end"/>
+    </w:r>
   </w:p>
 </w:ftr>
 </file>
@@ -4011,22 +3951,7 @@
 <w:hdr xmlns:wpc="http://schemas.microsoft.com/office/word/2010/wordprocessingCanvas" xmlns:cx="http://schemas.microsoft.com/office/drawing/2014/chartex" xmlns:cx1="http://schemas.microsoft.com/office/drawing/2015/9/8/chartex" xmlns:cx2="http://schemas.microsoft.com/office/drawing/2015/10/21/chartex" xmlns:cx3="http://schemas.microsoft.com/office/drawing/2016/5/9/chartex" xmlns:cx4="http://schemas.microsoft.com/office/drawing/2016/5/10/chartex" xmlns:cx5="http://schemas.microsoft.com/office/drawing/2016/5/11/chartex" xmlns:cx6="http://schemas.microsoft.com/office/drawing/2016/5/12/chartex" xmlns:cx7="http://schemas.microsoft.com/office/drawing/2016/5/13/chartex" xmlns:cx8="http://schemas.microsoft.com/office/drawing/2016/5/14/chartex" xmlns:mc="http://schemas.openxmlformats.org/markup-compatibility/2006" xmlns:aink="http://schemas.microsoft.com/office/drawing/2016/ink" xmlns:am3d="http://schemas.microsoft.com/office/drawing/2017/model3d" xmlns:o="urn:schemas-microsoft-com:office:office" xmlns:oel="http://schemas.microsoft.com/office/2019/extlst" xmlns:r="http://schemas.openxmlformats.org/officeDocument/2006/relationships" xmlns:m="http://schemas.openxmlformats.org/officeDocument/2006/math" xmlns:v="urn:schemas-microsoft-com:vml" xmlns:wp14="http://schemas.microsoft.com/office/word/2010/wordprocessingDrawing" xmlns:wp="http://schemas.openxmlformats.org/drawingml/2006/wordprocessingDrawing" xmlns:w10="urn:schemas-microsoft-com:office:word" xmlns:w="http://schemas.openxmlformats.org/wordprocessingml/2006/main" xmlns:w14="http://schemas.microsoft.com/office/word/2010/wordml" xmlns:w15="http://schemas.microsoft.com/office/word/2012/wordml" xmlns:w16cex="http://schemas.microsoft.com/office/word/2018/wordml/cex" xmlns:w16cid="http://schemas.microsoft.com/office/word/2016/wordml/cid" xmlns:w16="http://schemas.microsoft.com/office/word/2018/wordml" xmlns:w16du="http://schemas.microsoft.com/office/word/2023/wordml/word16du" xmlns:w16sdtdh="http://schemas.microsoft.com/office/word/2020/wordml/sdtdatahash" xmlns:w16sdtfl="http://schemas.microsoft.com/office/word/2024/wordml/sdtformatlock" xmlns:w16se="http://schemas.microsoft.com/office/word/2015/wordml/symex" xmlns:wpg="http://schemas.microsoft.com/office/word/2010/wordprocessingGroup" xmlns:wpi="http://schemas.microsoft.com/office/word/2010/wordprocessingInk" xmlns:wne="http://schemas.microsoft.com/office/word/2006/wordml" xmlns:wps="http://schemas.microsoft.com/office/word/2010/wordprocessingShape" mc:Ignorable="w14 w15 w16se w16cid w16 w16cex w16sdtdh w16sdtfl w16du wp14">
   <w:p>
     <w:pPr>
-      <w:pBdr>
-        <w:top w:val="nil"/>
-        <w:left w:val="nil"/>
-        <w:bottom w:val="nil"/>
-        <w:right w:val="nil"/>
-        <w:between w:val="nil"/>
-      </w:pBdr>
-      <w:tabs>
-        <w:tab w:val="center" w:pos="4153"/>
-        <w:tab w:val="right" w:pos="8306"/>
-      </w:tabs>
-      <w:rPr>
-        <w:color w:val="000000"/>
-        <w:sz w:val="20"/>
-        <w:szCs w:val="20"/>
-      </w:rPr>
+      <w:rPr/>
     </w:pPr>
   </w:p>
 </w:hdr>
@@ -4133,7 +4058,7 @@
               <w:sz w:val="20"/>
               <w:szCs w:val="20"/>
             </w:rPr>
-            <w:t>分潤稅前/手續費外加</w:t>
+            <w:t>分潤稅前/手續費內含</w:t>
           </w:r>
         </w:p>
       </w:tc>

--- a/自動產生合約範本/template_rent.docx
+++ b/自動產生合約範本/template_rent.docx
@@ -4004,7 +4004,7 @@
               <w:sz w:val="20"/>
               <w:szCs w:val="20"/>
             </w:rPr>
-            <w:t>負責業務：</w:t>
+            <w:t xml:space="preserve">負責業務：{{ sales }}</w:t>
           </w:r>
         </w:p>
       </w:tc>
@@ -4031,7 +4031,7 @@
               <w:sz w:val="20"/>
               <w:szCs w:val="20"/>
             </w:rPr>
-            <w:t>建物編號：</w:t>
+            <w:t xml:space="preserve">建物編號：{{ building_id }}</w:t>
           </w:r>
         </w:p>
       </w:tc>
@@ -4058,7 +4058,7 @@
               <w:sz w:val="20"/>
               <w:szCs w:val="20"/>
             </w:rPr>
-            <w:t>分潤稅前/手續費內含</w:t>
+            <w:t>{{ contract_tax_label }}</w:t>
           </w:r>
         </w:p>
       </w:tc>
@@ -4087,7 +4087,7 @@
               <w:sz w:val="20"/>
               <w:szCs w:val="20"/>
             </w:rPr>
-            <w:t>建物名稱：</w:t>
+            <w:t xml:space="preserve">建物名稱：{{ building_name }}</w:t>
           </w:r>
         </w:p>
       </w:tc>
@@ -4114,7 +4114,7 @@
               <w:sz w:val="20"/>
               <w:szCs w:val="20"/>
             </w:rPr>
-            <w:t>建物綁定電話：</w:t>
+            <w:t xml:space="preserve">建物綁定電話：{{ building_phone }}</w:t>
           </w:r>
         </w:p>
       </w:tc>
@@ -4141,7 +4141,7 @@
               <w:sz w:val="20"/>
               <w:szCs w:val="20"/>
             </w:rPr>
-            <w:t>所得代號：</w:t>
+            <w:t xml:space="preserve">所得代號：{{ income_code }}</w:t>
           </w:r>
         </w:p>
       </w:tc>

--- a/自動產生合約範本/template_rent.docx
+++ b/自動產生合約範本/template_rent.docx
@@ -1050,7 +1050,7 @@
           <w:rFonts w:ascii="微軟正黑體" w:eastAsia="微軟正黑體" w:hAnsi="微軟正黑體" w:cs="微軟正黑體"/>
           <w:color w:val="000000"/>
         </w:rPr>
-        <w:t>(1) 甲方為個人：□空地租賃(51L)、□建物租賃(51J)</w:t>
+        <w:t>(1) 甲方為個人：{{ '■' if income_code == '空地租賃(51L)' else '□' }}空地租賃(51L)、{{ '■' if income_code == '建物租賃(51J)' else '□' }}建物租賃(51J)</w:t>
       </w:r>
     </w:p>
     <w:p>
@@ -1075,7 +1075,7 @@
           <w:rFonts w:ascii="微軟正黑體" w:eastAsia="微軟正黑體" w:hAnsi="微軟正黑體" w:cs="微軟正黑體"/>
           <w:color w:val="000000"/>
         </w:rPr>
-        <w:t>(2) 一般法人：□ 00發票</w:t>
+        <w:t>(2) 一般法人：{{ '■' if income_code == '00發票' else '□' }} 00發票</w:t>
       </w:r>
     </w:p>
     <w:p>
@@ -1100,7 +1100,7 @@
           <w:rFonts w:ascii="微軟正黑體" w:eastAsia="微軟正黑體" w:hAnsi="微軟正黑體" w:cs="微軟正黑體"/>
           <w:color w:val="000000"/>
         </w:rPr>
-        <w:t>(3) 管委會：□空地租賃(51L) 、□建物租賃(51J)、□ 00發票</w:t>
+        <w:t>(3) 管委會：{{ '■' if income_code == '空地租賃(51L)' else '□' }}空地租賃(51L) 、{{ '■' if income_code == '建物租賃(51J)' else '□' }}建物租賃(51J)、{{ '■' if income_code == '00發票' else '□' }} 00發票</w:t>
       </w:r>
     </w:p>
     <w:p>

--- a/自動產生合約範本/template_rent.docx
+++ b/自動產生合約範本/template_rent.docx
@@ -1050,7 +1050,7 @@
           <w:rFonts w:ascii="微軟正黑體" w:eastAsia="微軟正黑體" w:hAnsi="微軟正黑體" w:cs="微軟正黑體"/>
           <w:color w:val="000000"/>
         </w:rPr>
-        <w:t>(1) 甲方為個人：{{ '■' if income_code == '空地租賃(51L)' else '□' }}空地租賃(51L)、{{ '■' if income_code == '建物租賃(51J)' else '□' }}建物租賃(51J)</w:t>
+        <w:t>(1) 甲方為個人：{{ '■' if ic_personal_51L else '□' }}空地租賃(51L)、{{ '■' if ic_personal_51J else '□' }}建物租賃(51J)</w:t>
       </w:r>
     </w:p>
     <w:p>
@@ -1075,7 +1075,7 @@
           <w:rFonts w:ascii="微軟正黑體" w:eastAsia="微軟正黑體" w:hAnsi="微軟正黑體" w:cs="微軟正黑體"/>
           <w:color w:val="000000"/>
         </w:rPr>
-        <w:t>(2) 一般法人：{{ '■' if income_code == '00發票' else '□' }} 00發票</w:t>
+        <w:t>(2) 一般法人：{{ '■' if ic_corp_00 else '□' }} 00發票</w:t>
       </w:r>
     </w:p>
     <w:p>
@@ -1100,7 +1100,7 @@
           <w:rFonts w:ascii="微軟正黑體" w:eastAsia="微軟正黑體" w:hAnsi="微軟正黑體" w:cs="微軟正黑體"/>
           <w:color w:val="000000"/>
         </w:rPr>
-        <w:t>(3) 管委會：{{ '■' if income_code == '空地租賃(51L)' else '□' }}空地租賃(51L) 、{{ '■' if income_code == '建物租賃(51J)' else '□' }}建物租賃(51J)、{{ '■' if income_code == '00發票' else '□' }} 00發票</w:t>
+        <w:t>(3) 管委會：{{ '■' if ic_committee_51L else '□' }}空地租賃(51L) 、{{ '■' if ic_committee_51J else '□' }}建物租賃(51J)、{{ '■' if ic_committee_00 else '□' }} 00發票</w:t>
       </w:r>
     </w:p>
     <w:p>

--- a/自動產生合約範本/template_rent.docx
+++ b/自動產生合約範本/template_rent.docx
@@ -165,70 +165,38 @@
           <w:rFonts w:asciiTheme="minorEastAsia" w:hAnsiTheme="minorEastAsia" w:cs="Times New Roman"/>
           <w:color w:val="000000"/>
         </w:rPr>
-        <w:t xml:space="preserve">{{ </w:t>
-      </w:r>
-      <w:proofErr w:type="spellStart"/>
+        <w:t xml:space="preserve">{{ party_a }}  </w:t>
+      </w:r>
+      <w:r>
+        <w:rPr>
+          <w:rFonts w:ascii="微軟正黑體" w:eastAsia="微軟正黑體" w:hAnsi="微軟正黑體" w:cs="微軟正黑體"/>
+          <w:color w:val="000000"/>
+        </w:rPr>
+        <w:t xml:space="preserve">                           　　　　　　（下稱「甲方」）</w:t>
+      </w:r>
+    </w:p>
+    <w:p>
+      <w:pPr>
+        <w:spacing w:line="420" w:lineRule="auto"/>
+        <w:jc w:val="both"/>
+        <w:rPr>
+          <w:rFonts w:ascii="微軟正黑體" w:eastAsia="微軟正黑體" w:hAnsi="微軟正黑體" w:cs="微軟正黑體"/>
+          <w:color w:val="000000"/>
+        </w:rPr>
+      </w:pPr>
+      <w:r>
+        <w:rPr>
+          <w:rFonts w:ascii="微軟正黑體" w:eastAsia="微軟正黑體" w:hAnsi="微軟正黑體" w:cs="微軟正黑體"/>
+          <w:color w:val="000000"/>
+        </w:rPr>
+        <w:t>承租人：</w:t>
+      </w:r>
       <w:r>
         <w:rPr>
           <w:rFonts w:asciiTheme="minorEastAsia" w:hAnsiTheme="minorEastAsia" w:cs="Times New Roman"/>
           <w:color w:val="000000"/>
         </w:rPr>
-        <w:t>party_a</w:t>
-      </w:r>
-      <w:proofErr w:type="spellEnd"/>
-      <w:r>
-        <w:rPr>
-          <w:rFonts w:asciiTheme="minorEastAsia" w:hAnsiTheme="minorEastAsia" w:cs="Times New Roman"/>
-          <w:color w:val="000000"/>
-        </w:rPr>
-        <w:t xml:space="preserve"> }}  </w:t>
-      </w:r>
-      <w:r>
-        <w:rPr>
-          <w:rFonts w:ascii="微軟正黑體" w:eastAsia="微軟正黑體" w:hAnsi="微軟正黑體" w:cs="微軟正黑體"/>
-          <w:color w:val="000000"/>
-        </w:rPr>
-        <w:t xml:space="preserve">                           　　　　　　（下稱「甲方」）</w:t>
-      </w:r>
-    </w:p>
-    <w:p>
-      <w:pPr>
-        <w:spacing w:line="420" w:lineRule="auto"/>
-        <w:jc w:val="both"/>
-        <w:rPr>
-          <w:rFonts w:ascii="微軟正黑體" w:eastAsia="微軟正黑體" w:hAnsi="微軟正黑體" w:cs="微軟正黑體"/>
-          <w:color w:val="000000"/>
-        </w:rPr>
-      </w:pPr>
-      <w:r>
-        <w:rPr>
-          <w:rFonts w:ascii="微軟正黑體" w:eastAsia="微軟正黑體" w:hAnsi="微軟正黑體" w:cs="微軟正黑體"/>
-          <w:color w:val="000000"/>
-        </w:rPr>
-        <w:t>承租人：</w:t>
-      </w:r>
-      <w:r>
-        <w:rPr>
-          <w:rFonts w:asciiTheme="minorEastAsia" w:hAnsiTheme="minorEastAsia" w:cs="Times New Roman"/>
-          <w:color w:val="000000"/>
-        </w:rPr>
-        <w:t xml:space="preserve">{{ </w:t>
-      </w:r>
-      <w:proofErr w:type="spellStart"/>
-      <w:r>
-        <w:rPr>
-          <w:rFonts w:asciiTheme="minorEastAsia" w:hAnsiTheme="minorEastAsia" w:cs="Times New Roman"/>
-          <w:color w:val="000000"/>
-        </w:rPr>
-        <w:t>party_b</w:t>
-      </w:r>
-      <w:proofErr w:type="spellEnd"/>
-      <w:r>
-        <w:rPr>
-          <w:rFonts w:asciiTheme="minorEastAsia" w:hAnsiTheme="minorEastAsia" w:cs="Times New Roman"/>
-          <w:color w:val="000000"/>
-        </w:rPr>
-        <w:t xml:space="preserve"> }}</w:t>
+        <w:t>{{ party_b }}</w:t>
       </w:r>
       <w:r>
         <w:rPr>
@@ -297,23 +265,7 @@
           <w:rFonts w:ascii="微軟正黑體" w:eastAsia="微軟正黑體" w:hAnsi="微軟正黑體" w:cs="微軟正黑體"/>
           <w:color w:val="000000"/>
         </w:rPr>
-        <w:t>茲因甲方擬將其所有之停車場出租並委由乙方進行設備整建、管理系統規劃以經營收費停車場，雙方</w:t>
-      </w:r>
-      <w:proofErr w:type="gramStart"/>
-      <w:r>
-        <w:rPr>
-          <w:rFonts w:ascii="微軟正黑體" w:eastAsia="微軟正黑體" w:hAnsi="微軟正黑體" w:cs="微軟正黑體"/>
-          <w:color w:val="000000"/>
-        </w:rPr>
-        <w:t>爰</w:t>
-      </w:r>
-      <w:proofErr w:type="gramEnd"/>
-      <w:r>
-        <w:rPr>
-          <w:rFonts w:ascii="微軟正黑體" w:eastAsia="微軟正黑體" w:hAnsi="微軟正黑體" w:cs="微軟正黑體"/>
-          <w:color w:val="000000"/>
-        </w:rPr>
-        <w:t>訂定本停車位租賃契約書（以下簡稱「本契約」），並議定條款如後，以茲共同遵守：</w:t>
+        <w:t>茲因甲方擬將其所有之停車場出租並委由乙方進行設備整建、管理系統規劃以經營收費停車場，雙方爰訂定本停車位租賃契約書（以下簡稱「本契約」），並議定條款如後，以茲共同遵守：</w:t>
       </w:r>
     </w:p>
     <w:p>
@@ -469,23 +421,7 @@
           <w:rFonts w:ascii="微軟正黑體" w:eastAsia="微軟正黑體" w:hAnsi="微軟正黑體" w:cs="微軟正黑體"/>
           <w:color w:val="000000"/>
         </w:rPr>
-        <w:t>汽車駕駛人於乙方管理之網站或手機應用程式（APP）上註冊成為乙方會員，或通過合作停車場入口之車輛辨識後，得於合作停車場停車消費並完成付款，乙方應以乙方之名義開立</w:t>
-      </w:r>
-      <w:proofErr w:type="gramStart"/>
-      <w:r>
-        <w:rPr>
-          <w:rFonts w:ascii="微軟正黑體" w:eastAsia="微軟正黑體" w:hAnsi="微軟正黑體" w:cs="微軟正黑體"/>
-          <w:color w:val="000000"/>
-        </w:rPr>
-        <w:t>統一發票予乙方</w:t>
-      </w:r>
-      <w:proofErr w:type="gramEnd"/>
-      <w:r>
-        <w:rPr>
-          <w:rFonts w:ascii="微軟正黑體" w:eastAsia="微軟正黑體" w:hAnsi="微軟正黑體" w:cs="微軟正黑體"/>
-          <w:color w:val="000000"/>
-        </w:rPr>
-        <w:t>會員，不得有漏開或購買統一發票等違法情事，如有違反乙方應自負一切法令責任。</w:t>
+        <w:t>汽車駕駛人於乙方管理之網站或手機應用程式（APP）上註冊成為乙方會員，或通過合作停車場入口之車輛辨識後，得於合作停車場停車消費並完成付款，乙方應以乙方之名義開立統一發票予乙方會員，不得有漏開或購買統一發票等違法情事，如有違反乙方應自負一切法令責任。</w:t>
       </w:r>
     </w:p>
     <w:p>
@@ -561,235 +497,95 @@
         <w:rPr>
           <w:rFonts w:ascii="微軟正黑體" w:eastAsia="微軟正黑體" w:hAnsi="微軟正黑體" w:cs="微軟正黑體"/>
         </w:rPr>
-        <w:t>租金</w:t>
-      </w:r>
-      <w:proofErr w:type="gramStart"/>
-      <w:r>
-        <w:rPr>
-          <w:rFonts w:ascii="微軟正黑體" w:eastAsia="微軟正黑體" w:hAnsi="微軟正黑體" w:cs="微軟正黑體"/>
-        </w:rPr>
-        <w:t>採</w:t>
-      </w:r>
-      <w:proofErr w:type="gramEnd"/>
+        <w:t>租金採</w:t>
+      </w:r>
       <w:r>
         <w:rPr>
           <w:rFonts w:asciiTheme="minorEastAsia" w:hAnsiTheme="minorEastAsia" w:cs="Times New Roman"/>
         </w:rPr>
-        <w:t xml:space="preserve">{{ </w:t>
-      </w:r>
-      <w:proofErr w:type="spellStart"/>
+        <w:t>{{ pay_freq }}</w:t>
+      </w:r>
+      <w:r>
+        <w:rPr>
+          <w:rFonts w:ascii="微軟正黑體" w:eastAsia="微軟正黑體" w:hAnsi="微軟正黑體" w:cs="微軟正黑體"/>
+        </w:rPr>
+        <w:t>制，即以每</w:t>
+      </w:r>
       <w:r>
         <w:rPr>
           <w:rFonts w:asciiTheme="minorEastAsia" w:hAnsiTheme="minorEastAsia" w:cs="Times New Roman"/>
         </w:rPr>
-        <w:t>pay_freq</w:t>
-      </w:r>
-      <w:proofErr w:type="spellEnd"/>
+        <w:t>{{ pay_period }}</w:t>
+      </w:r>
+      <w:r>
+        <w:rPr>
+          <w:rFonts w:ascii="微軟正黑體" w:eastAsia="微軟正黑體" w:hAnsi="微軟正黑體" w:cs="微軟正黑體"/>
+        </w:rPr>
+        <w:t>個月為一期，</w:t>
+      </w:r>
+      <w:r>
+        <w:rPr>
+          <w:rFonts w:ascii="微軟正黑體" w:eastAsia="微軟正黑體" w:hAnsi="微軟正黑體" w:cs="微軟正黑體"/>
+          <w:color w:val="000000"/>
+        </w:rPr>
+        <w:t>乙方應於每期</w:t>
+      </w:r>
       <w:r>
         <w:rPr>
           <w:rFonts w:asciiTheme="minorEastAsia" w:hAnsiTheme="minorEastAsia" w:cs="Times New Roman"/>
-        </w:rPr>
-        <w:t xml:space="preserve"> }}</w:t>
-      </w:r>
-      <w:r>
-        <w:rPr>
-          <w:rFonts w:ascii="微軟正黑體" w:eastAsia="微軟正黑體" w:hAnsi="微軟正黑體" w:cs="微軟正黑體"/>
-        </w:rPr>
-        <w:t>制，即以每</w:t>
+          <w:color w:val="000000"/>
+        </w:rPr>
+        <w:t>{{ pay_day }}</w:t>
+      </w:r>
+      <w:r>
+        <w:rPr>
+          <w:rFonts w:ascii="微軟正黑體" w:eastAsia="微軟正黑體" w:hAnsi="微軟正黑體" w:cs="微軟正黑體"/>
+          <w:color w:val="000000"/>
+        </w:rPr>
+        <w:t>日，以</w:t>
       </w:r>
       <w:r>
         <w:rPr>
           <w:rFonts w:asciiTheme="minorEastAsia" w:hAnsiTheme="minorEastAsia" w:cs="Times New Roman"/>
-        </w:rPr>
-        <w:t xml:space="preserve">{{ </w:t>
-      </w:r>
-      <w:proofErr w:type="spellStart"/>
+          <w:color w:val="000000"/>
+        </w:rPr>
+        <w:t>{{ pay_method }}</w:t>
+      </w:r>
+      <w:r>
+        <w:rPr>
+          <w:rFonts w:ascii="微軟正黑體" w:eastAsia="微軟正黑體" w:hAnsi="微軟正黑體" w:cs="微軟正黑體"/>
+          <w:color w:val="000000"/>
+        </w:rPr>
+        <w:t>方式支付新台幣（下同）</w:t>
+      </w:r>
       <w:r>
         <w:rPr>
           <w:rFonts w:asciiTheme="minorEastAsia" w:hAnsiTheme="minorEastAsia" w:cs="Times New Roman"/>
-        </w:rPr>
-        <w:t>pay_period</w:t>
-      </w:r>
-      <w:proofErr w:type="spellEnd"/>
+          <w:color w:val="000000"/>
+          <w:u w:val="single"/>
+        </w:rPr>
+        <w:t>{{ amount }}</w:t>
+      </w:r>
+      <w:r>
+        <w:rPr>
+          <w:rFonts w:ascii="微軟正黑體" w:eastAsia="微軟正黑體" w:hAnsi="微軟正黑體" w:cs="微軟正黑體"/>
+          <w:color w:val="000000"/>
+        </w:rPr>
+        <w:t>元整（</w:t>
+      </w:r>
       <w:r>
         <w:rPr>
           <w:rFonts w:asciiTheme="minorEastAsia" w:hAnsiTheme="minorEastAsia" w:cs="Times New Roman"/>
-        </w:rPr>
-        <w:t xml:space="preserve"> }}</w:t>
-      </w:r>
-      <w:proofErr w:type="gramStart"/>
-      <w:r>
-        <w:rPr>
-          <w:rFonts w:ascii="微軟正黑體" w:eastAsia="微軟正黑體" w:hAnsi="微軟正黑體" w:cs="微軟正黑體"/>
-        </w:rPr>
-        <w:t>個</w:t>
-      </w:r>
-      <w:proofErr w:type="gramEnd"/>
-      <w:r>
-        <w:rPr>
-          <w:rFonts w:ascii="微軟正黑體" w:eastAsia="微軟正黑體" w:hAnsi="微軟正黑體" w:cs="微軟正黑體"/>
-        </w:rPr>
-        <w:t>月為一期，</w:t>
-      </w:r>
-      <w:r>
-        <w:rPr>
-          <w:rFonts w:ascii="微軟正黑體" w:eastAsia="微軟正黑體" w:hAnsi="微軟正黑體" w:cs="微軟正黑體"/>
-          <w:color w:val="000000"/>
-        </w:rPr>
-        <w:t>乙方應於每期</w:t>
-      </w:r>
-      <w:r>
-        <w:rPr>
-          <w:rFonts w:asciiTheme="minorEastAsia" w:hAnsiTheme="minorEastAsia" w:cs="Times New Roman"/>
-          <w:color w:val="000000"/>
-        </w:rPr>
-        <w:t xml:space="preserve">{{ </w:t>
-      </w:r>
-      <w:proofErr w:type="spellStart"/>
-      <w:r>
-        <w:rPr>
-          <w:rFonts w:asciiTheme="minorEastAsia" w:hAnsiTheme="minorEastAsia" w:cs="Times New Roman"/>
-          <w:color w:val="000000"/>
-        </w:rPr>
-        <w:t>pay_day</w:t>
-      </w:r>
-      <w:proofErr w:type="spellEnd"/>
-      <w:r>
-        <w:rPr>
-          <w:rFonts w:asciiTheme="minorEastAsia" w:hAnsiTheme="minorEastAsia" w:cs="Times New Roman"/>
-          <w:color w:val="000000"/>
-        </w:rPr>
-        <w:t xml:space="preserve"> }}</w:t>
-      </w:r>
-      <w:r>
-        <w:rPr>
-          <w:rFonts w:ascii="微軟正黑體" w:eastAsia="微軟正黑體" w:hAnsi="微軟正黑體" w:cs="微軟正黑體"/>
-          <w:color w:val="000000"/>
-        </w:rPr>
-        <w:t>日，以</w:t>
-      </w:r>
-      <w:r>
-        <w:rPr>
-          <w:rFonts w:asciiTheme="minorEastAsia" w:hAnsiTheme="minorEastAsia" w:cs="Times New Roman"/>
-          <w:color w:val="000000"/>
-        </w:rPr>
-        <w:t xml:space="preserve">{{ </w:t>
-      </w:r>
-      <w:proofErr w:type="spellStart"/>
-      <w:r>
-        <w:rPr>
-          <w:rFonts w:asciiTheme="minorEastAsia" w:hAnsiTheme="minorEastAsia" w:cs="Times New Roman"/>
-          <w:color w:val="000000"/>
-        </w:rPr>
-        <w:t>pay_method</w:t>
-      </w:r>
-      <w:proofErr w:type="spellEnd"/>
-      <w:r>
-        <w:rPr>
-          <w:rFonts w:asciiTheme="minorEastAsia" w:hAnsiTheme="minorEastAsia" w:cs="Times New Roman"/>
-          <w:color w:val="000000"/>
-        </w:rPr>
-        <w:t xml:space="preserve"> }}</w:t>
-      </w:r>
-      <w:r>
-        <w:rPr>
-          <w:rFonts w:ascii="微軟正黑體" w:eastAsia="微軟正黑體" w:hAnsi="微軟正黑體" w:cs="微軟正黑體"/>
-          <w:color w:val="000000"/>
-        </w:rPr>
-        <w:t>方式支付新台幣（下同）</w:t>
-      </w:r>
-      <w:r>
-        <w:rPr>
-          <w:rFonts w:asciiTheme="minorEastAsia" w:hAnsiTheme="minorEastAsia" w:cs="Times New Roman"/>
-          <w:color w:val="000000"/>
-          <w:u w:val="single"/>
-        </w:rPr>
-        <w:t>{{ amount }}</w:t>
-      </w:r>
-      <w:r>
-        <w:rPr>
-          <w:rFonts w:ascii="微軟正黑體" w:eastAsia="微軟正黑體" w:hAnsi="微軟正黑體" w:cs="微軟正黑體"/>
-          <w:color w:val="000000"/>
-        </w:rPr>
-        <w:t>元整（</w:t>
-      </w:r>
-      <w:r>
-        <w:rPr>
-          <w:rFonts w:asciiTheme="minorEastAsia" w:hAnsiTheme="minorEastAsia" w:cs="Times New Roman"/>
-          <w:color w:val="000000"/>
-        </w:rPr>
-        <w:t xml:space="preserve">{{ </w:t>
-      </w:r>
-      <w:proofErr w:type="spellStart"/>
-      <w:r>
-        <w:rPr>
-          <w:rFonts w:asciiTheme="minorEastAsia" w:hAnsiTheme="minorEastAsia" w:cs="Times New Roman"/>
-          <w:color w:val="000000"/>
-        </w:rPr>
-        <w:t>tax_type</w:t>
-      </w:r>
-      <w:proofErr w:type="spellEnd"/>
-      <w:r>
-        <w:rPr>
-          <w:rFonts w:asciiTheme="minorEastAsia" w:hAnsiTheme="minorEastAsia" w:cs="Times New Roman"/>
-          <w:color w:val="000000"/>
-        </w:rPr>
-        <w:t xml:space="preserve"> }}</w:t>
-      </w:r>
-      <w:r>
-        <w:rPr>
-          <w:rFonts w:ascii="微軟正黑體" w:eastAsia="微軟正黑體" w:hAnsi="微軟正黑體" w:cs="微軟正黑體"/>
-          <w:color w:val="000000"/>
-        </w:rPr>
-        <w:t>）</w:t>
-      </w:r>
-      <w:proofErr w:type="gramStart"/>
-      <w:r>
-        <w:rPr>
-          <w:rFonts w:ascii="微軟正黑體" w:eastAsia="微軟正黑體" w:hAnsi="微軟正黑體" w:cs="微軟正黑體"/>
-          <w:color w:val="000000"/>
-        </w:rPr>
-        <w:t>至甲方</w:t>
-      </w:r>
-      <w:proofErr w:type="gramEnd"/>
-      <w:r>
-        <w:rPr>
-          <w:rFonts w:ascii="微軟正黑體" w:eastAsia="微軟正黑體" w:hAnsi="微軟正黑體" w:cs="微軟正黑體"/>
-          <w:color w:val="000000"/>
-        </w:rPr>
-        <w:t>指定之銀行帳戶（參附件一甲方存摺影本），做為乙方向甲方承租合作標的物之租金，支付日期如遇節假日</w:t>
-      </w:r>
-      <w:proofErr w:type="gramStart"/>
-      <w:r>
-        <w:rPr>
-          <w:rFonts w:ascii="微軟正黑體" w:eastAsia="微軟正黑體" w:hAnsi="微軟正黑體" w:cs="微軟正黑體"/>
-          <w:color w:val="000000"/>
-        </w:rPr>
-        <w:t>或非乙方</w:t>
-      </w:r>
-      <w:proofErr w:type="gramEnd"/>
-      <w:r>
-        <w:rPr>
-          <w:rFonts w:ascii="微軟正黑體" w:eastAsia="微軟正黑體" w:hAnsi="微軟正黑體" w:cs="微軟正黑體"/>
-          <w:color w:val="000000"/>
-        </w:rPr>
-        <w:t>之</w:t>
-      </w:r>
-      <w:proofErr w:type="gramStart"/>
-      <w:r>
-        <w:rPr>
-          <w:rFonts w:ascii="微軟正黑體" w:eastAsia="微軟正黑體" w:hAnsi="微軟正黑體" w:cs="微軟正黑體"/>
-          <w:color w:val="000000"/>
-        </w:rPr>
-        <w:t>上班日者</w:t>
-      </w:r>
-      <w:proofErr w:type="gramEnd"/>
-      <w:r>
-        <w:rPr>
-          <w:rFonts w:ascii="微軟正黑體" w:eastAsia="微軟正黑體" w:hAnsi="微軟正黑體" w:cs="微軟正黑體"/>
-          <w:color w:val="000000"/>
-        </w:rPr>
-        <w:t>，則乙方得延至下一個工作日付款。</w:t>
+          <w:color w:val="000000"/>
+        </w:rPr>
+        <w:t>{{ tax_type }}</w:t>
+      </w:r>
+      <w:r>
+        <w:rPr>
+          <w:rFonts w:ascii="微軟正黑體" w:eastAsia="微軟正黑體" w:hAnsi="微軟正黑體" w:cs="微軟正黑體"/>
+          <w:color w:val="000000"/>
+        </w:rPr>
+        <w:t>）至甲方指定之銀行帳戶（參附件一甲方存摺影本），做為乙方向甲方承租合作標的物之租金，支付日期如遇節假日或非乙方之上班日者，則乙方得延至下一個工作日付款。</w:t>
       </w:r>
     </w:p>
     <w:p>
@@ -818,23 +614,7 @@
           <w:rFonts w:ascii="微軟正黑體" w:eastAsia="微軟正黑體" w:hAnsi="微軟正黑體" w:cs="微軟正黑體"/>
           <w:color w:val="000000"/>
         </w:rPr>
-        <w:t>乙方如有延遲給付租金達兩（2）</w:t>
-      </w:r>
-      <w:proofErr w:type="gramStart"/>
-      <w:r>
-        <w:rPr>
-          <w:rFonts w:ascii="微軟正黑體" w:eastAsia="微軟正黑體" w:hAnsi="微軟正黑體" w:cs="微軟正黑體"/>
-          <w:color w:val="000000"/>
-        </w:rPr>
-        <w:t>個</w:t>
-      </w:r>
-      <w:proofErr w:type="gramEnd"/>
-      <w:r>
-        <w:rPr>
-          <w:rFonts w:ascii="微軟正黑體" w:eastAsia="微軟正黑體" w:hAnsi="微軟正黑體" w:cs="微軟正黑體"/>
-          <w:color w:val="000000"/>
-        </w:rPr>
-        <w:t>月以上，並經甲方以書面限期繳納後逾期仍未繳付時，甲方得終止本契約。</w:t>
+        <w:t>乙方如有延遲給付租金達兩（2）個月以上，並經甲方以書面限期繳納後逾期仍未繳付時，甲方得終止本契約。</w:t>
       </w:r>
     </w:p>
     <w:p>
@@ -861,63 +641,7 @@
         <w:rPr>
           <w:rFonts w:ascii="微軟正黑體" w:eastAsia="微軟正黑體" w:hAnsi="微軟正黑體" w:cs="微軟正黑體"/>
         </w:rPr>
-        <w:t>本契約期間內，如因合作標的物之規劃、設置、現場動線或不可歸責於乙方會員之行車事由，</w:t>
-      </w:r>
-      <w:proofErr w:type="gramStart"/>
-      <w:r>
-        <w:rPr>
-          <w:rFonts w:ascii="微軟正黑體" w:eastAsia="微軟正黑體" w:hAnsi="微軟正黑體" w:cs="微軟正黑體"/>
-        </w:rPr>
-        <w:t>致乙方</w:t>
-      </w:r>
-      <w:proofErr w:type="gramEnd"/>
-      <w:r>
-        <w:rPr>
-          <w:rFonts w:ascii="微軟正黑體" w:eastAsia="微軟正黑體" w:hAnsi="微軟正黑體" w:cs="微軟正黑體"/>
-        </w:rPr>
-        <w:t>會員、乙方或其受</w:t>
-      </w:r>
-      <w:proofErr w:type="gramStart"/>
-      <w:r>
-        <w:rPr>
-          <w:rFonts w:ascii="微軟正黑體" w:eastAsia="微軟正黑體" w:hAnsi="微軟正黑體" w:cs="微軟正黑體"/>
-        </w:rPr>
-        <w:t>僱</w:t>
-      </w:r>
-      <w:proofErr w:type="gramEnd"/>
-      <w:r>
-        <w:rPr>
-          <w:rFonts w:ascii="微軟正黑體" w:eastAsia="微軟正黑體" w:hAnsi="微軟正黑體" w:cs="微軟正黑體"/>
-        </w:rPr>
-        <w:t>人遭主管機關、警察機關開立罰單（包括但不限於違反道路交通管理處罰條例等罰鍰）者，該罰鍰費用應由甲方負擔。乙方得於當期或後續應</w:t>
-      </w:r>
-      <w:proofErr w:type="gramStart"/>
-      <w:r>
-        <w:rPr>
-          <w:rFonts w:ascii="微軟正黑體" w:eastAsia="微軟正黑體" w:hAnsi="微軟正黑體" w:cs="微軟正黑體"/>
-        </w:rPr>
-        <w:t>給付予甲方</w:t>
-      </w:r>
-      <w:proofErr w:type="gramEnd"/>
-      <w:r>
-        <w:rPr>
-          <w:rFonts w:ascii="微軟正黑體" w:eastAsia="微軟正黑體" w:hAnsi="微軟正黑體" w:cs="微軟正黑體"/>
-        </w:rPr>
-        <w:t>之租金（或雙方約定之營收分派利益）中，逕行扣除上述罰單金額後，再行</w:t>
-      </w:r>
-      <w:proofErr w:type="gramStart"/>
-      <w:r>
-        <w:rPr>
-          <w:rFonts w:ascii="微軟正黑體" w:eastAsia="微軟正黑體" w:hAnsi="微軟正黑體" w:cs="微軟正黑體"/>
-        </w:rPr>
-        <w:t>匯款予甲方</w:t>
-      </w:r>
-      <w:proofErr w:type="gramEnd"/>
-      <w:r>
-        <w:rPr>
-          <w:rFonts w:ascii="微軟正黑體" w:eastAsia="微軟正黑體" w:hAnsi="微軟正黑體" w:cs="微軟正黑體"/>
-        </w:rPr>
-        <w:t>。乙方於扣除時，應將罰單影本或相關繳費憑證以書面或電子郵件方式通知甲方。</w:t>
+        <w:t>本契約期間內，如因合作標的物之規劃、設置、現場動線或不可歸責於乙方會員之行車事由，致乙方會員、乙方或其受僱人遭主管機關、警察機關開立罰單（包括但不限於違反道路交通管理處罰條例等罰鍰）者，該罰鍰費用應由甲方負擔。乙方得於當期或後續應給付予甲方之租金（或雙方約定之營收分派利益）中，逕行扣除上述罰單金額後，再行匯款予甲方。乙方於扣除時，應將罰單影本或相關繳費憑證以書面或電子郵件方式通知甲方。</w:t>
       </w:r>
     </w:p>
     <w:p>
@@ -993,39 +717,7 @@
           <w:rFonts w:ascii="微軟正黑體" w:eastAsia="微軟正黑體" w:hAnsi="微軟正黑體" w:cs="微軟正黑體"/>
           <w:color w:val="000000"/>
         </w:rPr>
-        <w:t>甲方就其因本契約所得之租金，同意乙方依所得稅法及各類所得扣繳率標準就</w:t>
-      </w:r>
-      <w:proofErr w:type="gramStart"/>
-      <w:r>
-        <w:rPr>
-          <w:rFonts w:ascii="微軟正黑體" w:eastAsia="微軟正黑體" w:hAnsi="微軟正黑體" w:cs="微軟正黑體"/>
-          <w:color w:val="000000"/>
-        </w:rPr>
-        <w:t>所得列單申報</w:t>
-      </w:r>
-      <w:proofErr w:type="gramEnd"/>
-      <w:r>
-        <w:rPr>
-          <w:rFonts w:ascii="微軟正黑體" w:eastAsia="微軟正黑體" w:hAnsi="微軟正黑體" w:cs="微軟正黑體"/>
-          <w:color w:val="000000"/>
-        </w:rPr>
-        <w:t>主管</w:t>
-      </w:r>
-      <w:proofErr w:type="gramStart"/>
-      <w:r>
-        <w:rPr>
-          <w:rFonts w:ascii="微軟正黑體" w:eastAsia="微軟正黑體" w:hAnsi="微軟正黑體" w:cs="微軟正黑體"/>
-          <w:color w:val="000000"/>
-        </w:rPr>
-        <w:t>稽</w:t>
-      </w:r>
-      <w:proofErr w:type="gramEnd"/>
-      <w:r>
-        <w:rPr>
-          <w:rFonts w:ascii="微軟正黑體" w:eastAsia="微軟正黑體" w:hAnsi="微軟正黑體" w:cs="微軟正黑體"/>
-          <w:color w:val="000000"/>
-        </w:rPr>
-        <w:t>徵機關。依甲方之身分，申報所得代號/類別如下（請勾選）：</w:t>
+        <w:t>甲方就其因本契約所得之租金，同意乙方依所得稅法及各類所得扣繳率標準就所得列單申報主管稽徵機關。依甲方之身分，申報所得代號/類別如下（請勾選）：</w:t>
       </w:r>
     </w:p>
     <w:p>
@@ -1100,7 +792,15 @@
           <w:rFonts w:ascii="微軟正黑體" w:eastAsia="微軟正黑體" w:hAnsi="微軟正黑體" w:cs="微軟正黑體"/>
           <w:color w:val="000000"/>
         </w:rPr>
-        <w:t>(3) 管委會：{{ '■' if ic_committee_51L else '□' }}空地租賃(51L) 、{{ '■' if ic_committee_51J else '□' }}建物租賃(51J)、{{ '■' if ic_committee_00 else '□' }} 00發票</w:t>
+        <w:t xml:space="preserve">(3) 管委會：{{ '■' if ic_committee_51L else '□' }}空地租賃(51L) 、{{ '■' if </w:t>
+      </w:r>
+      <w:r>
+        <w:rPr>
+          <w:rFonts w:ascii="微軟正黑體" w:eastAsia="微軟正黑體" w:hAnsi="微軟正黑體" w:cs="微軟正黑體"/>
+          <w:color w:val="000000"/>
+        </w:rPr>
+        <w:lastRenderedPageBreak/>
+        <w:t>ic_committee_51J else '□' }}建物租賃(51J)、{{ '■' if ic_committee_00 else '□' }} 00發票</w:t>
       </w:r>
     </w:p>
     <w:p>
@@ -1182,7 +882,6 @@
                 <w:rFonts w:ascii="微軟正黑體" w:eastAsia="微軟正黑體" w:hAnsi="微軟正黑體" w:cs="微軟正黑體"/>
                 <w:color w:val="000000"/>
               </w:rPr>
-              <w:lastRenderedPageBreak/>
               <w:t>銀行名稱（含分行）</w:t>
             </w:r>
           </w:p>
@@ -1208,37 +907,12 @@
                 <w:color w:val="000000"/>
               </w:rPr>
             </w:pPr>
-            <w:proofErr w:type="gramStart"/>
             <w:r>
               <w:rPr>
                 <w:rFonts w:asciiTheme="minorEastAsia" w:hAnsiTheme="minorEastAsia" w:cs="Times New Roman"/>
                 <w:color w:val="000000"/>
               </w:rPr>
-              <w:t xml:space="preserve">{{ </w:t>
-            </w:r>
-            <w:proofErr w:type="spellStart"/>
-            <w:r>
-              <w:rPr>
-                <w:rFonts w:asciiTheme="minorEastAsia" w:hAnsiTheme="minorEastAsia" w:cs="Times New Roman"/>
-                <w:color w:val="000000"/>
-              </w:rPr>
-              <w:t>bank</w:t>
-            </w:r>
-            <w:proofErr w:type="gramEnd"/>
-            <w:r>
-              <w:rPr>
-                <w:rFonts w:asciiTheme="minorEastAsia" w:hAnsiTheme="minorEastAsia" w:cs="Times New Roman"/>
-                <w:color w:val="000000"/>
-              </w:rPr>
-              <w:t>_name</w:t>
-            </w:r>
-            <w:proofErr w:type="spellEnd"/>
-            <w:r>
-              <w:rPr>
-                <w:rFonts w:asciiTheme="minorEastAsia" w:hAnsiTheme="minorEastAsia" w:cs="Times New Roman"/>
-                <w:color w:val="000000"/>
-              </w:rPr>
-              <w:t xml:space="preserve"> }}</w:t>
+              <w:t>{{ bank_name }}</w:t>
             </w:r>
           </w:p>
         </w:tc>
@@ -1298,37 +972,12 @@
                 <w:color w:val="000000"/>
               </w:rPr>
             </w:pPr>
-            <w:proofErr w:type="gramStart"/>
             <w:r>
               <w:rPr>
                 <w:rFonts w:asciiTheme="minorEastAsia" w:hAnsiTheme="minorEastAsia" w:cs="Times New Roman"/>
                 <w:color w:val="000000"/>
               </w:rPr>
-              <w:t xml:space="preserve">{{ </w:t>
-            </w:r>
-            <w:proofErr w:type="spellStart"/>
-            <w:r>
-              <w:rPr>
-                <w:rFonts w:asciiTheme="minorEastAsia" w:hAnsiTheme="minorEastAsia" w:cs="Times New Roman"/>
-                <w:color w:val="000000"/>
-              </w:rPr>
-              <w:t>account</w:t>
-            </w:r>
-            <w:proofErr w:type="gramEnd"/>
-            <w:r>
-              <w:rPr>
-                <w:rFonts w:asciiTheme="minorEastAsia" w:hAnsiTheme="minorEastAsia" w:cs="Times New Roman"/>
-                <w:color w:val="000000"/>
-              </w:rPr>
-              <w:t>_name</w:t>
-            </w:r>
-            <w:proofErr w:type="spellEnd"/>
-            <w:r>
-              <w:rPr>
-                <w:rFonts w:asciiTheme="minorEastAsia" w:hAnsiTheme="minorEastAsia" w:cs="Times New Roman"/>
-                <w:color w:val="000000"/>
-              </w:rPr>
-              <w:t xml:space="preserve"> }}</w:t>
+              <w:t>{{ account_name }}</w:t>
             </w:r>
           </w:p>
         </w:tc>
@@ -1388,37 +1037,12 @@
                 <w:color w:val="000000"/>
               </w:rPr>
             </w:pPr>
-            <w:proofErr w:type="gramStart"/>
             <w:r>
               <w:rPr>
                 <w:rFonts w:asciiTheme="minorEastAsia" w:hAnsiTheme="minorEastAsia" w:cs="Times New Roman"/>
                 <w:color w:val="000000"/>
               </w:rPr>
-              <w:t xml:space="preserve">{{ </w:t>
-            </w:r>
-            <w:proofErr w:type="spellStart"/>
-            <w:r>
-              <w:rPr>
-                <w:rFonts w:asciiTheme="minorEastAsia" w:hAnsiTheme="minorEastAsia" w:cs="Times New Roman"/>
-                <w:color w:val="000000"/>
-              </w:rPr>
-              <w:t>account</w:t>
-            </w:r>
-            <w:proofErr w:type="gramEnd"/>
-            <w:r>
-              <w:rPr>
-                <w:rFonts w:asciiTheme="minorEastAsia" w:hAnsiTheme="minorEastAsia" w:cs="Times New Roman"/>
-                <w:color w:val="000000"/>
-              </w:rPr>
-              <w:t>_number</w:t>
-            </w:r>
-            <w:proofErr w:type="spellEnd"/>
-            <w:r>
-              <w:rPr>
-                <w:rFonts w:asciiTheme="minorEastAsia" w:hAnsiTheme="minorEastAsia" w:cs="Times New Roman"/>
-                <w:color w:val="000000"/>
-              </w:rPr>
-              <w:t xml:space="preserve"> }}</w:t>
+              <w:t>{{ account_number }}</w:t>
             </w:r>
           </w:p>
         </w:tc>
@@ -1450,23 +1074,7 @@
           <w:rFonts w:ascii="微軟正黑體" w:eastAsia="微軟正黑體" w:hAnsi="微軟正黑體" w:cs="微軟正黑體"/>
           <w:color w:val="000000"/>
         </w:rPr>
-        <w:t>本契約期間內，依據實際營收狀況，若連續兩（2）</w:t>
-      </w:r>
-      <w:proofErr w:type="gramStart"/>
-      <w:r>
-        <w:rPr>
-          <w:rFonts w:ascii="微軟正黑體" w:eastAsia="微軟正黑體" w:hAnsi="微軟正黑體" w:cs="微軟正黑體"/>
-          <w:color w:val="000000"/>
-        </w:rPr>
-        <w:t>個</w:t>
-      </w:r>
-      <w:proofErr w:type="gramEnd"/>
-      <w:r>
-        <w:rPr>
-          <w:rFonts w:ascii="微軟正黑體" w:eastAsia="微軟正黑體" w:hAnsi="微軟正黑體" w:cs="微軟正黑體"/>
-          <w:color w:val="000000"/>
-        </w:rPr>
-        <w:t>月，合作停車場每月每格營業額（營收總額除以總車位數）低於新台幣</w:t>
+        <w:t>本契約期間內，依據實際營收狀況，若連續兩（2）個月，合作停車場每月每格營業額（營收總額除以總車位數）低於新台幣</w:t>
       </w:r>
       <w:r>
         <w:rPr>
@@ -1474,25 +1082,7 @@
           <w:color w:val="000000"/>
           <w:u w:val="single"/>
         </w:rPr>
-        <w:t xml:space="preserve">{{ </w:t>
-      </w:r>
-      <w:proofErr w:type="spellStart"/>
-      <w:r>
-        <w:rPr>
-          <w:rFonts w:asciiTheme="minorEastAsia" w:hAnsiTheme="minorEastAsia" w:cs="Times New Roman"/>
-          <w:color w:val="000000"/>
-          <w:u w:val="single"/>
-        </w:rPr>
-        <w:t>low_rev</w:t>
-      </w:r>
-      <w:proofErr w:type="spellEnd"/>
-      <w:r>
-        <w:rPr>
-          <w:rFonts w:asciiTheme="minorEastAsia" w:hAnsiTheme="minorEastAsia" w:cs="Times New Roman"/>
-          <w:color w:val="000000"/>
-          <w:u w:val="single"/>
-        </w:rPr>
-        <w:t xml:space="preserve"> }}</w:t>
+        <w:t>{{ low_rev }}</w:t>
       </w:r>
       <w:r>
         <w:rPr>
@@ -1575,23 +1165,7 @@
           <w:rFonts w:ascii="微軟正黑體" w:eastAsia="微軟正黑體" w:hAnsi="微軟正黑體" w:cs="微軟正黑體"/>
           <w:color w:val="000000"/>
         </w:rPr>
-        <w:t>合作標的物之地價稅、房屋稅、公共安全及消防申報費用應由甲方負擔、其公共安全、消防設備申報</w:t>
-      </w:r>
-      <w:proofErr w:type="gramStart"/>
-      <w:r>
-        <w:rPr>
-          <w:rFonts w:ascii="微軟正黑體" w:eastAsia="微軟正黑體" w:hAnsi="微軟正黑體" w:cs="微軟正黑體"/>
-          <w:color w:val="000000"/>
-        </w:rPr>
-        <w:t>頻率均需遵照</w:t>
-      </w:r>
-      <w:proofErr w:type="gramEnd"/>
-      <w:r>
-        <w:rPr>
-          <w:rFonts w:ascii="微軟正黑體" w:eastAsia="微軟正黑體" w:hAnsi="微軟正黑體" w:cs="微軟正黑體"/>
-          <w:color w:val="000000"/>
-        </w:rPr>
-        <w:t>中華民國停車場相關法規辦理。</w:t>
+        <w:t>合作標的物之地價稅、房屋稅、公共安全及消防申報費用應由甲方負擔、其公共安全、消防設備申報頻率均需遵照中華民國停車場相關法規辦理。</w:t>
       </w:r>
     </w:p>
     <w:p>
@@ -1696,7 +1270,15 @@
           <w:rFonts w:ascii="微軟正黑體" w:eastAsia="微軟正黑體" w:hAnsi="微軟正黑體" w:cs="微軟正黑體"/>
           <w:color w:val="000000"/>
         </w:rPr>
-        <w:t>甲方應擔保任何第三人均不得就合作標的物對乙方主張任何權利，本契約期間內，如甲方將合作標的物之所有權移轉予第三人時，該第三人應承受甲方就本契約之全部權利與義務，乙方應配合將本契約之車位合作方之名義變更為該第三人，並仍應就本契約對該第三人負履約之責，甲方及該第三人不得藉此要求變更本契約原有條款。</w:t>
+        <w:t>甲方應擔保任何第三人均不得就合作標的物對乙方主張任何權利，本契約期間內，如甲方將合作標的物之所有權移轉予第三人時，該第三人應承受甲方就本契約之全部權利與義務，乙方應配合將本契約之車位合作方之名義變更為該第三人，並仍應就本契約對該第三</w:t>
+      </w:r>
+      <w:r>
+        <w:rPr>
+          <w:rFonts w:ascii="微軟正黑體" w:eastAsia="微軟正黑體" w:hAnsi="微軟正黑體" w:cs="微軟正黑體"/>
+          <w:color w:val="000000"/>
+        </w:rPr>
+        <w:lastRenderedPageBreak/>
+        <w:t>人負履約之責，甲方及該第三人不得藉此要求變更本契約原有條款。</w:t>
       </w:r>
     </w:p>
     <w:p>
@@ -1725,15 +1307,7 @@
           <w:rFonts w:ascii="微軟正黑體" w:eastAsia="微軟正黑體" w:hAnsi="微軟正黑體" w:cs="微軟正黑體"/>
           <w:color w:val="000000"/>
         </w:rPr>
-        <w:t>乙方應於本契約生效日前（參第8條）完成設置告示看板及其經營合作停車場所必要之停</w:t>
-      </w:r>
-      <w:r>
-        <w:rPr>
-          <w:rFonts w:ascii="微軟正黑體" w:eastAsia="微軟正黑體" w:hAnsi="微軟正黑體" w:cs="微軟正黑體"/>
-          <w:color w:val="000000"/>
-        </w:rPr>
-        <w:lastRenderedPageBreak/>
-        <w:t>管設備，並於契約期間負責維護保養。</w:t>
+        <w:t>乙方應於本契約生效日前（參第8條）完成設置告示看板及其經營合作停車場所必要之停管設備，並於契約期間負責維護保養。</w:t>
       </w:r>
     </w:p>
     <w:p>
@@ -1972,23 +1546,7 @@
           <w:rFonts w:ascii="微軟正黑體" w:eastAsia="微軟正黑體" w:hAnsi="微軟正黑體" w:cs="微軟正黑體"/>
           <w:color w:val="000000"/>
         </w:rPr>
-        <w:t>甲方若提前終止契約，應於終止日至少三十（30）日前以書面通知乙方，並支付懲罰性</w:t>
-      </w:r>
-      <w:proofErr w:type="gramStart"/>
-      <w:r>
-        <w:rPr>
-          <w:rFonts w:ascii="微軟正黑體" w:eastAsia="微軟正黑體" w:hAnsi="微軟正黑體" w:cs="微軟正黑體"/>
-          <w:color w:val="000000"/>
-        </w:rPr>
-        <w:t>違約金予乙方</w:t>
-      </w:r>
-      <w:proofErr w:type="gramEnd"/>
-      <w:r>
-        <w:rPr>
-          <w:rFonts w:ascii="微軟正黑體" w:eastAsia="微軟正黑體" w:hAnsi="微軟正黑體" w:cs="微軟正黑體"/>
-          <w:color w:val="000000"/>
-        </w:rPr>
-        <w:t>。違約金金額依契約剩餘月份數乘以</w:t>
+        <w:t>甲方若提前終止契約，應於終止日至少三十（30）日前以書面通知乙方，並支付懲罰性違約金予乙方。違約金金額依契約剩餘月份數乘以</w:t>
       </w:r>
       <w:r>
         <w:rPr>
@@ -2078,7 +1636,6 @@
           <w:rFonts w:ascii="微軟正黑體" w:eastAsia="微軟正黑體" w:hAnsi="微軟正黑體" w:cs="微軟正黑體"/>
           <w:color w:val="000000"/>
         </w:rPr>
-        <w:lastRenderedPageBreak/>
         <w:t>自民國（下同）</w:t>
       </w:r>
       <w:r>
@@ -2087,58 +1644,22 @@
           <w:color w:val="000000"/>
           <w:u w:val="single"/>
         </w:rPr>
-        <w:t xml:space="preserve">{{ </w:t>
-      </w:r>
-      <w:proofErr w:type="spellStart"/>
+        <w:t>{{ start_date }}</w:t>
+      </w:r>
+      <w:r>
+        <w:rPr>
+          <w:rFonts w:ascii="微軟正黑體" w:eastAsia="微軟正黑體" w:hAnsi="微軟正黑體" w:cs="微軟正黑體"/>
+          <w:color w:val="000000"/>
+        </w:rPr>
+        <w:t>（下稱「生效日」）起至</w:t>
+      </w:r>
       <w:r>
         <w:rPr>
           <w:rFonts w:asciiTheme="minorEastAsia" w:hAnsiTheme="minorEastAsia" w:cs="Times New Roman"/>
           <w:color w:val="000000"/>
           <w:u w:val="single"/>
         </w:rPr>
-        <w:t>start_date</w:t>
-      </w:r>
-      <w:proofErr w:type="spellEnd"/>
-      <w:r>
-        <w:rPr>
-          <w:rFonts w:asciiTheme="minorEastAsia" w:hAnsiTheme="minorEastAsia" w:cs="Times New Roman"/>
-          <w:color w:val="000000"/>
-          <w:u w:val="single"/>
-        </w:rPr>
-        <w:t xml:space="preserve"> }}</w:t>
-      </w:r>
-      <w:r>
-        <w:rPr>
-          <w:rFonts w:ascii="微軟正黑體" w:eastAsia="微軟正黑體" w:hAnsi="微軟正黑體" w:cs="微軟正黑體"/>
-          <w:color w:val="000000"/>
-        </w:rPr>
-        <w:t>（下稱「生效日」）起至</w:t>
-      </w:r>
-      <w:r>
-        <w:rPr>
-          <w:rFonts w:asciiTheme="minorEastAsia" w:hAnsiTheme="minorEastAsia" w:cs="Times New Roman"/>
-          <w:color w:val="000000"/>
-          <w:u w:val="single"/>
-        </w:rPr>
-        <w:t xml:space="preserve">{{ </w:t>
-      </w:r>
-      <w:proofErr w:type="spellStart"/>
-      <w:r>
-        <w:rPr>
-          <w:rFonts w:asciiTheme="minorEastAsia" w:hAnsiTheme="minorEastAsia" w:cs="Times New Roman"/>
-          <w:color w:val="000000"/>
-          <w:u w:val="single"/>
-        </w:rPr>
-        <w:t>end_date</w:t>
-      </w:r>
-      <w:proofErr w:type="spellEnd"/>
-      <w:r>
-        <w:rPr>
-          <w:rFonts w:asciiTheme="minorEastAsia" w:hAnsiTheme="minorEastAsia" w:cs="Times New Roman"/>
-          <w:color w:val="000000"/>
-          <w:u w:val="single"/>
-        </w:rPr>
-        <w:t xml:space="preserve"> }}</w:t>
+        <w:t>{{ end_date }}</w:t>
       </w:r>
       <w:r>
         <w:rPr>
@@ -2174,87 +1695,7 @@
           <w:rFonts w:ascii="微軟正黑體" w:eastAsia="微軟正黑體" w:hAnsi="微軟正黑體" w:cs="微軟正黑體"/>
           <w:color w:val="000000"/>
         </w:rPr>
-        <w:t>本契約期限屆滿時，除任一方於屆滿日前至少</w:t>
-      </w:r>
-      <w:proofErr w:type="gramStart"/>
-      <w:r>
-        <w:rPr>
-          <w:rFonts w:ascii="微軟正黑體" w:eastAsia="微軟正黑體" w:hAnsi="微軟正黑體" w:cs="微軟正黑體"/>
-          <w:color w:val="000000"/>
-        </w:rPr>
-        <w:t>一</w:t>
-      </w:r>
-      <w:proofErr w:type="gramEnd"/>
-      <w:r>
-        <w:rPr>
-          <w:rFonts w:ascii="微軟正黑體" w:eastAsia="微軟正黑體" w:hAnsi="微軟正黑體" w:cs="微軟正黑體"/>
-          <w:color w:val="000000"/>
-        </w:rPr>
-        <w:t>（1）</w:t>
-      </w:r>
-      <w:proofErr w:type="gramStart"/>
-      <w:r>
-        <w:rPr>
-          <w:rFonts w:ascii="微軟正黑體" w:eastAsia="微軟正黑體" w:hAnsi="微軟正黑體" w:cs="微軟正黑體"/>
-          <w:color w:val="000000"/>
-        </w:rPr>
-        <w:t>個</w:t>
-      </w:r>
-      <w:proofErr w:type="gramEnd"/>
-      <w:r>
-        <w:rPr>
-          <w:rFonts w:ascii="微軟正黑體" w:eastAsia="微軟正黑體" w:hAnsi="微軟正黑體" w:cs="微軟正黑體"/>
-          <w:color w:val="000000"/>
-        </w:rPr>
-        <w:t>月前以書面向他方為</w:t>
-      </w:r>
-      <w:proofErr w:type="gramStart"/>
-      <w:r>
-        <w:rPr>
-          <w:rFonts w:ascii="微軟正黑體" w:eastAsia="微軟正黑體" w:hAnsi="微軟正黑體" w:cs="微軟正黑體"/>
-          <w:color w:val="000000"/>
-        </w:rPr>
-        <w:t>不</w:t>
-      </w:r>
-      <w:proofErr w:type="gramEnd"/>
-      <w:r>
-        <w:rPr>
-          <w:rFonts w:ascii="微軟正黑體" w:eastAsia="微軟正黑體" w:hAnsi="微軟正黑體" w:cs="微軟正黑體"/>
-          <w:color w:val="000000"/>
-        </w:rPr>
-        <w:t>續約之通知外，本契約自動展延</w:t>
-      </w:r>
-      <w:proofErr w:type="gramStart"/>
-      <w:r>
-        <w:rPr>
-          <w:rFonts w:ascii="微軟正黑體" w:eastAsia="微軟正黑體" w:hAnsi="微軟正黑體" w:cs="微軟正黑體"/>
-          <w:color w:val="000000"/>
-        </w:rPr>
-        <w:t>一</w:t>
-      </w:r>
-      <w:proofErr w:type="gramEnd"/>
-      <w:r>
-        <w:rPr>
-          <w:rFonts w:ascii="微軟正黑體" w:eastAsia="微軟正黑體" w:hAnsi="微軟正黑體" w:cs="微軟正黑體"/>
-          <w:color w:val="000000"/>
-        </w:rPr>
-        <w:t>（1）年；其後每次展延期限屆滿時，</w:t>
-      </w:r>
-      <w:proofErr w:type="gramStart"/>
-      <w:r>
-        <w:rPr>
-          <w:rFonts w:ascii="微軟正黑體" w:eastAsia="微軟正黑體" w:hAnsi="微軟正黑體" w:cs="微軟正黑體"/>
-          <w:color w:val="000000"/>
-        </w:rPr>
-        <w:t>均依相同</w:t>
-      </w:r>
-      <w:proofErr w:type="gramEnd"/>
-      <w:r>
-        <w:rPr>
-          <w:rFonts w:ascii="微軟正黑體" w:eastAsia="微軟正黑體" w:hAnsi="微軟正黑體" w:cs="微軟正黑體"/>
-          <w:color w:val="000000"/>
-        </w:rPr>
-        <w:t>條件自動順延一年，不限次數。</w:t>
+        <w:t>本契約期限屆滿時，除任一方於屆滿日前至少一（1）個月前以書面向他方為不續約之通知外，本契約自動展延一（1）年；其後每次展延期限屆滿時，均依相同條件自動順延一年，不限次數。</w:t>
       </w:r>
     </w:p>
     <w:p>
@@ -2330,23 +1771,7 @@
           <w:rFonts w:ascii="微軟正黑體" w:eastAsia="微軟正黑體" w:hAnsi="微軟正黑體" w:cs="微軟正黑體"/>
           <w:color w:val="000000"/>
         </w:rPr>
-        <w:t>本契約期間屆滿或終止時，乙方應於到期日或終止日後十五（15）日內，拆除並撤離合作標的物上所有停管設備，並將合作標的物以完整且可使用之狀況</w:t>
-      </w:r>
-      <w:proofErr w:type="gramStart"/>
-      <w:r>
-        <w:rPr>
-          <w:rFonts w:ascii="微軟正黑體" w:eastAsia="微軟正黑體" w:hAnsi="微軟正黑體" w:cs="微軟正黑體"/>
-          <w:color w:val="000000"/>
-        </w:rPr>
-        <w:t>交還予甲方</w:t>
-      </w:r>
-      <w:proofErr w:type="gramEnd"/>
-      <w:r>
-        <w:rPr>
-          <w:rFonts w:ascii="微軟正黑體" w:eastAsia="微軟正黑體" w:hAnsi="微軟正黑體" w:cs="微軟正黑體"/>
-          <w:color w:val="000000"/>
-        </w:rPr>
-        <w:t>。</w:t>
+        <w:t>本契約期間屆滿或終止時，乙方應於到期日或終止日後十五（15）日內，拆除並撤離合作標的物上所有停管設備，並將合作標的物以完整且可使用之狀況交還予甲方。</w:t>
       </w:r>
     </w:p>
     <w:p>
@@ -2447,39 +1872,7 @@
           <w:rFonts w:ascii="微軟正黑體" w:eastAsia="微軟正黑體" w:hAnsi="微軟正黑體" w:cs="微軟正黑體"/>
           <w:color w:val="000000"/>
         </w:rPr>
-        <w:t>本契約之解釋、效力、履行及其他未盡事宜，悉以中華民國法律為</w:t>
-      </w:r>
-      <w:proofErr w:type="gramStart"/>
-      <w:r>
-        <w:rPr>
-          <w:rFonts w:ascii="微軟正黑體" w:eastAsia="微軟正黑體" w:hAnsi="微軟正黑體" w:cs="微軟正黑體"/>
-          <w:color w:val="000000"/>
-        </w:rPr>
-        <w:t>準</w:t>
-      </w:r>
-      <w:proofErr w:type="gramEnd"/>
-      <w:r>
-        <w:rPr>
-          <w:rFonts w:ascii="微軟正黑體" w:eastAsia="微軟正黑體" w:hAnsi="微軟正黑體" w:cs="微軟正黑體"/>
-          <w:color w:val="000000"/>
-        </w:rPr>
-        <w:t>。如因本契約涉訟，雙方合意以臺灣</w:t>
-      </w:r>
-      <w:proofErr w:type="gramStart"/>
-      <w:r>
-        <w:rPr>
-          <w:rFonts w:ascii="微軟正黑體" w:eastAsia="微軟正黑體" w:hAnsi="微軟正黑體" w:cs="微軟正黑體"/>
-          <w:color w:val="000000"/>
-        </w:rPr>
-        <w:t>臺</w:t>
-      </w:r>
-      <w:proofErr w:type="gramEnd"/>
-      <w:r>
-        <w:rPr>
-          <w:rFonts w:ascii="微軟正黑體" w:eastAsia="微軟正黑體" w:hAnsi="微軟正黑體" w:cs="微軟正黑體"/>
-          <w:color w:val="000000"/>
-        </w:rPr>
-        <w:t>北地方法院為第一審專屬管轄法院。</w:t>
+        <w:t>本契約之解釋、效力、履行及其他未盡事宜，悉以中華民國法律為準。如因本契約涉訟，雙方合意以臺灣臺北地方法院為第一審專屬管轄法院。</w:t>
       </w:r>
     </w:p>
     <w:p>
@@ -2551,23 +1944,15 @@
           <w:rFonts w:ascii="微軟正黑體" w:eastAsia="微軟正黑體" w:hAnsi="微軟正黑體" w:cs="微軟正黑體"/>
           <w:color w:val="000000"/>
         </w:rPr>
-        <w:t>甲方同意，如乙方與乙方關係企業（按台灣公司法定義）辦理分割或合併時，乙方於本契約之一切權利義務於分割基準日或合併基準日起，</w:t>
-      </w:r>
-      <w:proofErr w:type="gramStart"/>
-      <w:r>
-        <w:rPr>
-          <w:rFonts w:ascii="微軟正黑體" w:eastAsia="微軟正黑體" w:hAnsi="微軟正黑體" w:cs="微軟正黑體"/>
-          <w:color w:val="000000"/>
-        </w:rPr>
-        <w:t>轉讓予乙方</w:t>
-      </w:r>
-      <w:proofErr w:type="gramEnd"/>
-      <w:r>
-        <w:rPr>
-          <w:rFonts w:ascii="微軟正黑體" w:eastAsia="微軟正黑體" w:hAnsi="微軟正黑體" w:cs="微軟正黑體"/>
-          <w:color w:val="000000"/>
-        </w:rPr>
-        <w:t>分割後受讓營業之既存或新設公司，或合併後之存續公司或新設公司。</w:t>
+        <w:t>甲方同意，如乙方與乙方關係企業（按台灣公司法定義）辦理分割或合併時，乙方於本契</w:t>
+      </w:r>
+      <w:r>
+        <w:rPr>
+          <w:rFonts w:ascii="微軟正黑體" w:eastAsia="微軟正黑體" w:hAnsi="微軟正黑體" w:cs="微軟正黑體"/>
+          <w:color w:val="000000"/>
+        </w:rPr>
+        <w:lastRenderedPageBreak/>
+        <w:t>約之一切權利義務於分割基準日或合併基準日起，轉讓予乙方分割後受讓營業之既存或新設公司，或合併後之存續公司或新設公司。</w:t>
       </w:r>
     </w:p>
     <w:p>
@@ -2643,39 +2028,7 @@
           <w:rFonts w:ascii="微軟正黑體" w:eastAsia="微軟正黑體" w:hAnsi="微軟正黑體" w:cs="微軟正黑體"/>
           <w:color w:val="000000"/>
         </w:rPr>
-        <w:t>甲乙雙方通訊地址及電子郵件</w:t>
-      </w:r>
-      <w:proofErr w:type="gramStart"/>
-      <w:r>
-        <w:rPr>
-          <w:rFonts w:ascii="微軟正黑體" w:eastAsia="微軟正黑體" w:hAnsi="微軟正黑體" w:cs="微軟正黑體"/>
-          <w:color w:val="000000"/>
-        </w:rPr>
-        <w:t>地址均以本</w:t>
-      </w:r>
-      <w:proofErr w:type="gramEnd"/>
-      <w:r>
-        <w:rPr>
-          <w:rFonts w:ascii="微軟正黑體" w:eastAsia="微軟正黑體" w:hAnsi="微軟正黑體" w:cs="微軟正黑體"/>
-          <w:color w:val="000000"/>
-        </w:rPr>
-        <w:t>契約所</w:t>
-      </w:r>
-      <w:proofErr w:type="gramStart"/>
-      <w:r>
-        <w:rPr>
-          <w:rFonts w:ascii="微軟正黑體" w:eastAsia="微軟正黑體" w:hAnsi="微軟正黑體" w:cs="微軟正黑體"/>
-          <w:color w:val="000000"/>
-        </w:rPr>
-        <w:t>載者為準</w:t>
-      </w:r>
-      <w:proofErr w:type="gramEnd"/>
-      <w:r>
-        <w:rPr>
-          <w:rFonts w:ascii="微軟正黑體" w:eastAsia="微軟正黑體" w:hAnsi="微軟正黑體" w:cs="微軟正黑體"/>
-          <w:color w:val="000000"/>
-        </w:rPr>
-        <w:t>，如有變更者，應以書面通知他方。</w:t>
+        <w:t>甲乙雙方通訊地址及電子郵件地址均以本契約所載者為準，如有變更者，應以書面通知他方。</w:t>
       </w:r>
     </w:p>
     <w:p>
@@ -2704,55 +2057,7 @@
           <w:rFonts w:ascii="微軟正黑體" w:eastAsia="微軟正黑體" w:hAnsi="微軟正黑體" w:cs="微軟正黑體"/>
           <w:color w:val="000000"/>
         </w:rPr>
-        <w:t>雙方之郵件通知倘因遷址、拒收、招領逾期或其他郵局批註之理由而送達不到者，</w:t>
-      </w:r>
-      <w:proofErr w:type="gramStart"/>
-      <w:r>
-        <w:rPr>
-          <w:rFonts w:ascii="微軟正黑體" w:eastAsia="微軟正黑體" w:hAnsi="微軟正黑體" w:cs="微軟正黑體"/>
-          <w:color w:val="000000"/>
-        </w:rPr>
-        <w:t>均以郵局</w:t>
-      </w:r>
-      <w:proofErr w:type="gramEnd"/>
-      <w:r>
-        <w:rPr>
-          <w:rFonts w:ascii="微軟正黑體" w:eastAsia="微軟正黑體" w:hAnsi="微軟正黑體" w:cs="微軟正黑體"/>
-          <w:color w:val="000000"/>
-        </w:rPr>
-        <w:t>第一次投遞日期為送達日期。無論收送達之</w:t>
-      </w:r>
-      <w:proofErr w:type="gramStart"/>
-      <w:r>
-        <w:rPr>
-          <w:rFonts w:ascii="微軟正黑體" w:eastAsia="微軟正黑體" w:hAnsi="微軟正黑體" w:cs="微軟正黑體"/>
-          <w:color w:val="000000"/>
-        </w:rPr>
-        <w:t>ㄧ</w:t>
-      </w:r>
-      <w:proofErr w:type="gramEnd"/>
-      <w:r>
-        <w:rPr>
-          <w:rFonts w:ascii="微軟正黑體" w:eastAsia="微軟正黑體" w:hAnsi="微軟正黑體" w:cs="微軟正黑體"/>
-          <w:color w:val="000000"/>
-        </w:rPr>
-        <w:t>方是否確實收受（包括拒收），</w:t>
-      </w:r>
-      <w:proofErr w:type="gramStart"/>
-      <w:r>
-        <w:rPr>
-          <w:rFonts w:ascii="微軟正黑體" w:eastAsia="微軟正黑體" w:hAnsi="微軟正黑體" w:cs="微軟正黑體"/>
-          <w:color w:val="000000"/>
-        </w:rPr>
-        <w:t>均生送達</w:t>
-      </w:r>
-      <w:proofErr w:type="gramEnd"/>
-      <w:r>
-        <w:rPr>
-          <w:rFonts w:ascii="微軟正黑體" w:eastAsia="微軟正黑體" w:hAnsi="微軟正黑體" w:cs="微軟正黑體"/>
-          <w:color w:val="000000"/>
-        </w:rPr>
-        <w:t>之效力。</w:t>
+        <w:t>雙方之郵件通知倘因遷址、拒收、招領逾期或其他郵局批註之理由而送達不到者，均以郵局第一次投遞日期為送達日期。無論收送達之ㄧ方是否確實收受（包括拒收），均生送達之效力。</w:t>
       </w:r>
     </w:p>
     <w:p>
@@ -2824,39 +2129,7 @@
           <w:rFonts w:ascii="微軟正黑體" w:eastAsia="微軟正黑體" w:hAnsi="微軟正黑體" w:cs="微軟正黑體"/>
           <w:color w:val="000000"/>
         </w:rPr>
-        <w:t>本契約正本</w:t>
-      </w:r>
-      <w:proofErr w:type="gramStart"/>
-      <w:r>
-        <w:rPr>
-          <w:rFonts w:ascii="微軟正黑體" w:eastAsia="微軟正黑體" w:hAnsi="微軟正黑體" w:cs="微軟正黑體"/>
-          <w:color w:val="000000"/>
-        </w:rPr>
-        <w:t>壹式貳份</w:t>
-      </w:r>
-      <w:proofErr w:type="gramEnd"/>
-      <w:r>
-        <w:rPr>
-          <w:rFonts w:ascii="微軟正黑體" w:eastAsia="微軟正黑體" w:hAnsi="微軟正黑體" w:cs="微軟正黑體"/>
-          <w:color w:val="000000"/>
-        </w:rPr>
-        <w:t>，由甲乙雙方各</w:t>
-      </w:r>
-      <w:proofErr w:type="gramStart"/>
-      <w:r>
-        <w:rPr>
-          <w:rFonts w:ascii="微軟正黑體" w:eastAsia="微軟正黑體" w:hAnsi="微軟正黑體" w:cs="微軟正黑體"/>
-          <w:color w:val="000000"/>
-        </w:rPr>
-        <w:t>執壹份</w:t>
-      </w:r>
-      <w:proofErr w:type="gramEnd"/>
-      <w:r>
-        <w:rPr>
-          <w:rFonts w:ascii="微軟正黑體" w:eastAsia="微軟正黑體" w:hAnsi="微軟正黑體" w:cs="微軟正黑體"/>
-          <w:color w:val="000000"/>
-        </w:rPr>
-        <w:t>以為憑據，印花自理。</w:t>
+        <w:t>本契約正本壹式貳份，由甲乙雙方各執壹份以為憑據，印花自理。</w:t>
       </w:r>
     </w:p>
     <w:p>
@@ -2947,53 +2220,281 @@
         </w:rPr>
         <w:t>甲方名稱：</w:t>
       </w:r>
-      <w:proofErr w:type="gramStart"/>
       <w:r>
         <w:rPr>
           <w:rFonts w:asciiTheme="minorEastAsia" w:hAnsiTheme="minorEastAsia" w:cs="Times New Roman"/>
           <w:color w:val="000000"/>
         </w:rPr>
+        <w:t>{{ party_a }}</w:t>
+      </w:r>
+    </w:p>
+    <w:p>
+      <w:pPr>
+        <w:spacing w:line="420" w:lineRule="auto"/>
+        <w:ind w:left="425"/>
+        <w:jc w:val="both"/>
+        <w:rPr>
+          <w:rFonts w:ascii="微軟正黑體" w:eastAsia="微軟正黑體" w:hAnsi="微軟正黑體" w:cs="微軟正黑體"/>
+          <w:color w:val="000000"/>
+        </w:rPr>
+      </w:pPr>
+      <w:r>
+        <w:rPr>
+          <w:rFonts w:ascii="微軟正黑體" w:eastAsia="微軟正黑體" w:hAnsi="微軟正黑體" w:cs="微軟正黑體"/>
+          <w:color w:val="000000"/>
+        </w:rPr>
+        <w:t>負責人：</w:t>
+      </w:r>
+      <w:r>
+        <w:rPr>
+          <w:rFonts w:asciiTheme="minorEastAsia" w:hAnsiTheme="minorEastAsia" w:cs="Times New Roman"/>
+          <w:color w:val="000000"/>
+        </w:rPr>
+        <w:t>{{ owner }}</w:t>
+      </w:r>
+    </w:p>
+    <w:p>
+      <w:pPr>
+        <w:spacing w:line="420" w:lineRule="auto"/>
+        <w:ind w:left="425"/>
+        <w:jc w:val="both"/>
+        <w:rPr>
+          <w:rFonts w:ascii="微軟正黑體" w:eastAsia="微軟正黑體" w:hAnsi="微軟正黑體" w:cs="微軟正黑體"/>
+          <w:color w:val="000000"/>
+        </w:rPr>
+      </w:pPr>
+      <w:r>
+        <w:rPr>
+          <w:rFonts w:ascii="微軟正黑體" w:eastAsia="微軟正黑體" w:hAnsi="微軟正黑體" w:cs="微軟正黑體"/>
+          <w:color w:val="000000"/>
+        </w:rPr>
+        <w:t>身份證</w:t>
+      </w:r>
+      <w:r>
+        <w:rPr>
+          <w:rFonts w:ascii="微軟正黑體" w:eastAsia="微軟正黑體" w:hAnsi="微軟正黑體" w:cs="微軟正黑體" w:hint="eastAsia"/>
+          <w:color w:val="000000"/>
+        </w:rPr>
+        <w:t>字</w:t>
+      </w:r>
+      <w:r>
+        <w:rPr>
+          <w:rFonts w:ascii="微軟正黑體" w:eastAsia="微軟正黑體" w:hAnsi="微軟正黑體" w:cs="微軟正黑體"/>
+          <w:color w:val="000000"/>
+        </w:rPr>
+        <w:t>號／統一編號：</w:t>
+      </w:r>
+      <w:r>
+        <w:rPr>
+          <w:rFonts w:asciiTheme="minorEastAsia" w:hAnsiTheme="minorEastAsia" w:cs="Times New Roman"/>
+          <w:color w:val="000000"/>
+        </w:rPr>
+        <w:t>{{ id_number }}</w:t>
+      </w:r>
+    </w:p>
+    <w:p>
+      <w:pPr>
+        <w:spacing w:line="420" w:lineRule="auto"/>
+        <w:ind w:left="425"/>
+        <w:jc w:val="both"/>
+        <w:rPr>
+          <w:rFonts w:ascii="微軟正黑體" w:eastAsia="微軟正黑體" w:hAnsi="微軟正黑體" w:cs="微軟正黑體"/>
+          <w:color w:val="000000"/>
+        </w:rPr>
+      </w:pPr>
+      <w:r>
+        <w:rPr>
+          <w:rFonts w:ascii="微軟正黑體" w:eastAsia="微軟正黑體" w:hAnsi="微軟正黑體" w:cs="微軟正黑體"/>
+          <w:color w:val="000000"/>
+        </w:rPr>
+        <w:t>聯絡地址：</w:t>
+      </w:r>
+      <w:r>
+        <w:rPr>
+          <w:rFonts w:asciiTheme="minorEastAsia" w:hAnsiTheme="minorEastAsia" w:cs="Times New Roman"/>
+          <w:color w:val="000000"/>
+        </w:rPr>
+        <w:t>{{ contact_address }}</w:t>
+      </w:r>
+    </w:p>
+    <w:p>
+      <w:pPr>
+        <w:spacing w:line="420" w:lineRule="auto"/>
+        <w:ind w:left="425"/>
+        <w:jc w:val="both"/>
+        <w:rPr>
+          <w:rFonts w:asciiTheme="minorEastAsia" w:hAnsiTheme="minorEastAsia" w:cs="Times New Roman"/>
+          <w:color w:val="000000"/>
+        </w:rPr>
+      </w:pPr>
+      <w:r>
+        <w:rPr>
+          <w:rFonts w:ascii="微軟正黑體" w:eastAsia="微軟正黑體" w:hAnsi="微軟正黑體" w:cs="微軟正黑體"/>
+          <w:color w:val="000000"/>
+        </w:rPr>
+        <w:t>聯絡電話：</w:t>
+      </w:r>
+      <w:r>
+        <w:rPr>
+          <w:rFonts w:asciiTheme="minorEastAsia" w:hAnsiTheme="minorEastAsia" w:cs="Times New Roman"/>
+          <w:color w:val="000000"/>
+        </w:rPr>
+        <w:t>{{ phone }}</w:t>
+      </w:r>
+    </w:p>
+    <w:p>
+      <w:pPr>
+        <w:spacing w:line="420" w:lineRule="auto"/>
+        <w:ind w:left="425"/>
+        <w:jc w:val="both"/>
+        <w:rPr>
+          <w:rFonts w:ascii="微軟正黑體" w:eastAsia="微軟正黑體" w:hAnsi="微軟正黑體" w:cs="微軟正黑體"/>
+          <w:color w:val="000000"/>
+        </w:rPr>
+      </w:pPr>
+      <w:r>
+        <w:rPr>
+          <w:rFonts w:asciiTheme="minorEastAsia" w:hAnsiTheme="minorEastAsia" w:cs="Times New Roman" w:hint="eastAsia"/>
+          <w:color w:val="000000"/>
+        </w:rPr>
+        <w:t>電子信箱：</w:t>
+      </w:r>
+      <w:r>
+        <w:rPr>
+          <w:rFonts w:asciiTheme="minorEastAsia" w:hAnsiTheme="minorEastAsia" w:cs="Times New Roman"/>
+          <w:color w:val="000000"/>
+        </w:rPr>
         <w:t xml:space="preserve">{{ </w:t>
       </w:r>
-      <w:proofErr w:type="spellStart"/>
+      <w:r>
+        <w:rPr>
+          <w:rFonts w:asciiTheme="minorEastAsia" w:hAnsiTheme="minorEastAsia" w:cs="Times New Roman" w:hint="eastAsia"/>
+          <w:color w:val="000000"/>
+        </w:rPr>
+        <w:t>a_email</w:t>
+      </w:r>
       <w:r>
         <w:rPr>
           <w:rFonts w:asciiTheme="minorEastAsia" w:hAnsiTheme="minorEastAsia" w:cs="Times New Roman"/>
           <w:color w:val="000000"/>
         </w:rPr>
-        <w:t>party</w:t>
-      </w:r>
-      <w:proofErr w:type="gramEnd"/>
+        <w:t xml:space="preserve"> }}</w:t>
+      </w:r>
+    </w:p>
+    <w:p>
+      <w:pPr>
+        <w:spacing w:line="420" w:lineRule="auto"/>
+        <w:jc w:val="both"/>
+        <w:rPr>
+          <w:rFonts w:ascii="微軟正黑體" w:eastAsia="微軟正黑體" w:hAnsi="微軟正黑體" w:cs="微軟正黑體"/>
+          <w:color w:val="000000"/>
+        </w:rPr>
+      </w:pPr>
+      <w:r>
+        <w:rPr>
+          <w:rFonts w:ascii="微軟正黑體" w:eastAsia="微軟正黑體" w:hAnsi="微軟正黑體" w:cs="微軟正黑體"/>
+          <w:color w:val="000000"/>
+        </w:rPr>
+        <w:t xml:space="preserve">    </w:t>
+      </w:r>
+    </w:p>
+    <w:p>
+      <w:pPr>
+        <w:spacing w:line="420" w:lineRule="auto"/>
+        <w:ind w:left="425"/>
+        <w:jc w:val="both"/>
+        <w:rPr>
+          <w:rFonts w:ascii="微軟正黑體" w:eastAsia="微軟正黑體" w:hAnsi="微軟正黑體" w:cs="微軟正黑體"/>
+          <w:color w:val="000000"/>
+        </w:rPr>
+      </w:pPr>
+      <w:r>
+        <w:rPr>
+          <w:rFonts w:ascii="微軟正黑體" w:eastAsia="微軟正黑體" w:hAnsi="微軟正黑體" w:cs="微軟正黑體"/>
+          <w:color w:val="000000"/>
+        </w:rPr>
+        <w:t>乙方名稱：</w:t>
+      </w:r>
       <w:r>
         <w:rPr>
           <w:rFonts w:asciiTheme="minorEastAsia" w:hAnsiTheme="minorEastAsia" w:cs="Times New Roman"/>
           <w:color w:val="000000"/>
         </w:rPr>
-        <w:t>_</w:t>
-      </w:r>
-      <w:proofErr w:type="gramStart"/>
+        <w:t>{{ party_b }}</w:t>
+      </w:r>
+    </w:p>
+    <w:p>
+      <w:pPr>
+        <w:spacing w:line="420" w:lineRule="auto"/>
+        <w:ind w:left="425"/>
+        <w:jc w:val="both"/>
+        <w:rPr>
+          <w:rFonts w:ascii="微軟正黑體" w:eastAsia="微軟正黑體" w:hAnsi="微軟正黑體" w:cs="微軟正黑體"/>
+          <w:color w:val="000000"/>
+        </w:rPr>
+      </w:pPr>
+      <w:r>
+        <w:rPr>
+          <w:rFonts w:ascii="微軟正黑體" w:eastAsia="微軟正黑體" w:hAnsi="微軟正黑體" w:cs="微軟正黑體"/>
+          <w:color w:val="000000"/>
+        </w:rPr>
+        <w:t>負責人：</w:t>
+      </w:r>
       <w:r>
         <w:rPr>
           <w:rFonts w:asciiTheme="minorEastAsia" w:hAnsiTheme="minorEastAsia" w:cs="Times New Roman"/>
           <w:color w:val="000000"/>
         </w:rPr>
-        <w:t>a</w:t>
-      </w:r>
-      <w:proofErr w:type="spellEnd"/>
+        <w:t>{{ b_owner }}</w:t>
+      </w:r>
+    </w:p>
+    <w:p>
+      <w:pPr>
+        <w:spacing w:line="420" w:lineRule="auto"/>
+        <w:ind w:left="425"/>
+        <w:jc w:val="both"/>
+        <w:rPr>
+          <w:rFonts w:ascii="微軟正黑體" w:eastAsia="微軟正黑體" w:hAnsi="微軟正黑體" w:cs="微軟正黑體"/>
+          <w:color w:val="000000"/>
+        </w:rPr>
+      </w:pPr>
+      <w:r>
+        <w:rPr>
+          <w:rFonts w:ascii="微軟正黑體" w:eastAsia="微軟正黑體" w:hAnsi="微軟正黑體" w:cs="微軟正黑體"/>
+          <w:color w:val="000000"/>
+        </w:rPr>
+        <w:t>統一編號：</w:t>
+      </w:r>
       <w:r>
         <w:rPr>
           <w:rFonts w:asciiTheme="minorEastAsia" w:hAnsiTheme="minorEastAsia" w:cs="Times New Roman"/>
-          <w:color w:val="000000"/>
-        </w:rPr>
-        <w:t xml:space="preserve"> }</w:t>
-      </w:r>
-      <w:proofErr w:type="gramEnd"/>
+        </w:rPr>
+        <w:t>{{ b_id }}</w:t>
+      </w:r>
+    </w:p>
+    <w:p>
+      <w:pPr>
+        <w:spacing w:line="420" w:lineRule="auto"/>
+        <w:ind w:left="425"/>
+        <w:jc w:val="both"/>
+        <w:rPr>
+          <w:rFonts w:ascii="微軟正黑體" w:eastAsia="微軟正黑體" w:hAnsi="微軟正黑體" w:cs="微軟正黑體"/>
+          <w:color w:val="000000"/>
+        </w:rPr>
+      </w:pPr>
+      <w:r>
+        <w:rPr>
+          <w:rFonts w:ascii="微軟正黑體" w:eastAsia="微軟正黑體" w:hAnsi="微軟正黑體" w:cs="微軟正黑體"/>
+          <w:color w:val="000000"/>
+        </w:rPr>
+        <w:t>聯絡地址：</w:t>
+      </w:r>
       <w:r>
         <w:rPr>
           <w:rFonts w:asciiTheme="minorEastAsia" w:hAnsiTheme="minorEastAsia" w:cs="Times New Roman"/>
           <w:color w:val="000000"/>
         </w:rPr>
-        <w:t>}</w:t>
+        <w:t>{{ b_address }}</w:t>
       </w:r>
     </w:p>
     <w:p>
@@ -3002,705 +2503,110 @@
         <w:ind w:left="425"/>
         <w:jc w:val="both"/>
         <w:rPr>
-          <w:rFonts w:ascii="微軟正黑體" w:eastAsia="微軟正黑體" w:hAnsi="微軟正黑體" w:cs="微軟正黑體"/>
-          <w:color w:val="000000"/>
-        </w:rPr>
-      </w:pPr>
-      <w:r>
-        <w:rPr>
-          <w:rFonts w:ascii="微軟正黑體" w:eastAsia="微軟正黑體" w:hAnsi="微軟正黑體" w:cs="微軟正黑體"/>
-          <w:color w:val="000000"/>
-        </w:rPr>
-        <w:t>負責人/出租人：</w:t>
-      </w:r>
-      <w:proofErr w:type="gramStart"/>
-      <w:r>
-        <w:rPr>
           <w:rFonts w:asciiTheme="minorEastAsia" w:hAnsiTheme="minorEastAsia" w:cs="Times New Roman"/>
           <w:color w:val="000000"/>
         </w:rPr>
-        <w:t>{{ owner</w:t>
-      </w:r>
-      <w:proofErr w:type="gramEnd"/>
+      </w:pPr>
+      <w:r>
+        <w:rPr>
+          <w:rFonts w:ascii="微軟正黑體" w:eastAsia="微軟正黑體" w:hAnsi="微軟正黑體" w:cs="微軟正黑體"/>
+        </w:rPr>
+        <w:t>聯絡電話：</w:t>
+      </w:r>
       <w:r>
         <w:rPr>
           <w:rFonts w:asciiTheme="minorEastAsia" w:hAnsiTheme="minorEastAsia" w:cs="Times New Roman"/>
           <w:color w:val="000000"/>
         </w:rPr>
+        <w:t xml:space="preserve">{{ </w:t>
+      </w:r>
+      <w:r>
+        <w:rPr>
+          <w:rFonts w:asciiTheme="minorEastAsia" w:hAnsiTheme="minorEastAsia" w:cs="Times New Roman" w:hint="eastAsia"/>
+          <w:color w:val="000000"/>
+        </w:rPr>
+        <w:t>b_</w:t>
+      </w:r>
+      <w:r>
+        <w:rPr>
+          <w:rFonts w:asciiTheme="minorEastAsia" w:hAnsiTheme="minorEastAsia" w:cs="Times New Roman"/>
+          <w:color w:val="000000"/>
+        </w:rPr>
+        <w:t>phone }}</w:t>
+      </w:r>
+    </w:p>
+    <w:p>
+      <w:pPr>
+        <w:spacing w:line="420" w:lineRule="auto"/>
+        <w:ind w:left="425"/>
+        <w:jc w:val="both"/>
+        <w:rPr>
+          <w:rFonts w:asciiTheme="minorEastAsia" w:hAnsiTheme="minorEastAsia" w:cs="Times New Roman"/>
+          <w:color w:val="000000"/>
+        </w:rPr>
+      </w:pPr>
+      <w:r>
+        <w:rPr>
+          <w:rFonts w:ascii="微軟正黑體" w:eastAsia="微軟正黑體" w:hAnsi="微軟正黑體" w:cs="微軟正黑體" w:hint="eastAsia"/>
+        </w:rPr>
+        <w:t>電子信箱：</w:t>
+      </w:r>
+      <w:r>
+        <w:rPr>
+          <w:rFonts w:asciiTheme="minorEastAsia" w:hAnsiTheme="minorEastAsia" w:cs="Times New Roman"/>
+          <w:color w:val="000000"/>
+        </w:rPr>
+        <w:t xml:space="preserve">{{ </w:t>
+      </w:r>
+      <w:r>
+        <w:rPr>
+          <w:rFonts w:asciiTheme="minorEastAsia" w:hAnsiTheme="minorEastAsia" w:cs="Times New Roman" w:hint="eastAsia"/>
+          <w:color w:val="000000"/>
+        </w:rPr>
+        <w:t>b_email</w:t>
+      </w:r>
+      <w:r>
+        <w:rPr>
+          <w:rFonts w:asciiTheme="minorEastAsia" w:hAnsiTheme="minorEastAsia" w:cs="Times New Roman"/>
+          <w:color w:val="000000"/>
+        </w:rPr>
         <w:t xml:space="preserve"> }}</w:t>
       </w:r>
     </w:p>
     <w:p>
       <w:pPr>
-        <w:spacing w:line="420" w:lineRule="auto"/>
         <w:ind w:left="425"/>
-        <w:jc w:val="both"/>
-        <w:rPr>
-          <w:rFonts w:ascii="微軟正黑體" w:eastAsia="微軟正黑體" w:hAnsi="微軟正黑體" w:cs="微軟正黑體"/>
-          <w:color w:val="000000"/>
-        </w:rPr>
-      </w:pPr>
-      <w:r>
-        <w:rPr>
-          <w:rFonts w:ascii="微軟正黑體" w:eastAsia="微軟正黑體" w:hAnsi="微軟正黑體" w:cs="微軟正黑體"/>
-          <w:color w:val="000000"/>
-        </w:rPr>
-        <w:t>身份證號／統一編號：</w:t>
-      </w:r>
-      <w:proofErr w:type="gramStart"/>
-      <w:r>
+        <w:rPr>
+          <w:rFonts w:ascii="微軟正黑體" w:eastAsia="微軟正黑體" w:hAnsi="微軟正黑體" w:cs="微軟正黑體"/>
+        </w:rPr>
+      </w:pPr>
+    </w:p>
+    <w:p>
+      <w:pPr>
+        <w:spacing w:line="420" w:lineRule="auto"/>
+        <w:jc w:val="both"/>
+        <w:rPr>
+          <w:rFonts w:ascii="微軟正黑體" w:eastAsia="微軟正黑體" w:hAnsi="微軟正黑體" w:cs="微軟正黑體"/>
+          <w:color w:val="000000"/>
+        </w:rPr>
+      </w:pPr>
+    </w:p>
+    <w:p>
+      <w:pPr>
+        <w:spacing w:line="420" w:lineRule="auto"/>
+        <w:jc w:val="both"/>
+        <w:rPr>
+          <w:rFonts w:ascii="微軟正黑體" w:eastAsia="微軟正黑體" w:hAnsi="微軟正黑體" w:cs="微軟正黑體"/>
+          <w:color w:val="000000"/>
+        </w:rPr>
+      </w:pPr>
+    </w:p>
+    <w:p>
+      <w:pPr>
+        <w:spacing w:line="420" w:lineRule="auto"/>
+        <w:jc w:val="distribute"/>
         <w:rPr>
           <w:rFonts w:asciiTheme="minorEastAsia" w:hAnsiTheme="minorEastAsia" w:cs="Times New Roman"/>
-          <w:color w:val="000000"/>
-        </w:rPr>
-        <w:t xml:space="preserve">{{ </w:t>
-      </w:r>
-      <w:proofErr w:type="spellStart"/>
-      <w:r>
-        <w:rPr>
-          <w:rFonts w:asciiTheme="minorEastAsia" w:hAnsiTheme="minorEastAsia" w:cs="Times New Roman"/>
-          <w:color w:val="000000"/>
-        </w:rPr>
-        <w:t>id</w:t>
-      </w:r>
-      <w:proofErr w:type="gramEnd"/>
-      <w:r>
-        <w:rPr>
-          <w:rFonts w:asciiTheme="minorEastAsia" w:hAnsiTheme="minorEastAsia" w:cs="Times New Roman"/>
-          <w:color w:val="000000"/>
-        </w:rPr>
-        <w:t>_</w:t>
-      </w:r>
-      <w:proofErr w:type="gramStart"/>
-      <w:r>
-        <w:rPr>
-          <w:rFonts w:asciiTheme="minorEastAsia" w:hAnsiTheme="minorEastAsia" w:cs="Times New Roman"/>
-          <w:color w:val="000000"/>
-        </w:rPr>
-        <w:t>number</w:t>
-      </w:r>
-      <w:proofErr w:type="spellEnd"/>
-      <w:r>
-        <w:rPr>
-          <w:rFonts w:asciiTheme="minorEastAsia" w:hAnsiTheme="minorEastAsia" w:cs="Times New Roman"/>
-          <w:color w:val="000000"/>
-        </w:rPr>
-        <w:t xml:space="preserve"> }</w:t>
-      </w:r>
-      <w:proofErr w:type="gramEnd"/>
-      <w:r>
-        <w:rPr>
-          <w:rFonts w:asciiTheme="minorEastAsia" w:hAnsiTheme="minorEastAsia" w:cs="Times New Roman"/>
-          <w:color w:val="000000"/>
-        </w:rPr>
-        <w:t>}</w:t>
-      </w:r>
-    </w:p>
-    <w:p>
-      <w:pPr>
-        <w:spacing w:line="420" w:lineRule="auto"/>
-        <w:ind w:left="425"/>
-        <w:jc w:val="both"/>
-        <w:rPr>
-          <w:rFonts w:ascii="微軟正黑體" w:eastAsia="微軟正黑體" w:hAnsi="微軟正黑體" w:cs="微軟正黑體"/>
-          <w:color w:val="000000"/>
-        </w:rPr>
-      </w:pPr>
-      <w:r>
-        <w:rPr>
-          <w:rFonts w:ascii="微軟正黑體" w:eastAsia="微軟正黑體" w:hAnsi="微軟正黑體" w:cs="微軟正黑體"/>
-          <w:color w:val="000000"/>
-        </w:rPr>
-        <w:t>聯絡地址：</w:t>
-      </w:r>
-      <w:proofErr w:type="gramStart"/>
-      <w:r>
-        <w:rPr>
-          <w:rFonts w:asciiTheme="minorEastAsia" w:hAnsiTheme="minorEastAsia" w:cs="Times New Roman"/>
-          <w:color w:val="000000"/>
-        </w:rPr>
-        <w:t xml:space="preserve">{{ </w:t>
-      </w:r>
-      <w:proofErr w:type="spellStart"/>
-      <w:r>
-        <w:rPr>
-          <w:rFonts w:asciiTheme="minorEastAsia" w:hAnsiTheme="minorEastAsia" w:cs="Times New Roman"/>
-          <w:color w:val="000000"/>
-        </w:rPr>
-        <w:t>contact</w:t>
-      </w:r>
-      <w:proofErr w:type="gramEnd"/>
-      <w:r>
-        <w:rPr>
-          <w:rFonts w:asciiTheme="minorEastAsia" w:hAnsiTheme="minorEastAsia" w:cs="Times New Roman"/>
-          <w:color w:val="000000"/>
-        </w:rPr>
-        <w:t>_</w:t>
-      </w:r>
-      <w:proofErr w:type="gramStart"/>
-      <w:r>
-        <w:rPr>
-          <w:rFonts w:asciiTheme="minorEastAsia" w:hAnsiTheme="minorEastAsia" w:cs="Times New Roman"/>
-          <w:color w:val="000000"/>
-        </w:rPr>
-        <w:t>address</w:t>
-      </w:r>
-      <w:proofErr w:type="spellEnd"/>
-      <w:r>
-        <w:rPr>
-          <w:rFonts w:asciiTheme="minorEastAsia" w:hAnsiTheme="minorEastAsia" w:cs="Times New Roman"/>
-          <w:color w:val="000000"/>
-        </w:rPr>
-        <w:t xml:space="preserve"> }</w:t>
-      </w:r>
-      <w:proofErr w:type="gramEnd"/>
-      <w:r>
-        <w:rPr>
-          <w:rFonts w:asciiTheme="minorEastAsia" w:hAnsiTheme="minorEastAsia" w:cs="Times New Roman"/>
-          <w:color w:val="000000"/>
-        </w:rPr>
-        <w:t>}</w:t>
-      </w:r>
-    </w:p>
-    <w:p>
-      <w:pPr>
-        <w:spacing w:line="420" w:lineRule="auto"/>
-        <w:ind w:left="425"/>
-        <w:jc w:val="both"/>
-        <w:rPr>
-          <w:rFonts w:asciiTheme="minorEastAsia" w:hAnsiTheme="minorEastAsia" w:cs="Times New Roman"/>
-          <w:color w:val="000000"/>
-        </w:rPr>
-      </w:pPr>
-      <w:r>
-        <w:rPr>
-          <w:rFonts w:ascii="微軟正黑體" w:eastAsia="微軟正黑體" w:hAnsi="微軟正黑體" w:cs="微軟正黑體"/>
-          <w:color w:val="000000"/>
-        </w:rPr>
-        <w:t>聯絡電話：</w:t>
-      </w:r>
-      <w:proofErr w:type="gramStart"/>
-      <w:r>
-        <w:rPr>
-          <w:rFonts w:asciiTheme="minorEastAsia" w:hAnsiTheme="minorEastAsia" w:cs="Times New Roman"/>
-          <w:color w:val="000000"/>
-        </w:rPr>
-        <w:t>{{ phone</w:t>
-      </w:r>
-      <w:proofErr w:type="gramEnd"/>
-      <w:r>
-        <w:rPr>
-          <w:rFonts w:asciiTheme="minorEastAsia" w:hAnsiTheme="minorEastAsia" w:cs="Times New Roman"/>
-          <w:color w:val="000000"/>
-        </w:rPr>
-        <w:t xml:space="preserve"> }}</w:t>
-      </w:r>
-    </w:p>
-    <w:p>
-      <w:pPr>
-        <w:spacing w:line="420" w:lineRule="auto"/>
-        <w:ind w:left="425"/>
-        <w:jc w:val="both"/>
-        <w:rPr>
-          <w:rFonts w:ascii="微軟正黑體" w:eastAsia="微軟正黑體" w:hAnsi="微軟正黑體" w:cs="微軟正黑體"/>
-          <w:color w:val="000000"/>
-        </w:rPr>
-      </w:pPr>
-      <w:r>
-        <w:rPr>
-          <w:rFonts w:asciiTheme="minorEastAsia" w:hAnsiTheme="minorEastAsia" w:cs="Times New Roman" w:hint="eastAsia"/>
-          <w:color w:val="000000"/>
-        </w:rPr>
-        <w:t>電子信箱：</w:t>
-      </w:r>
-      <w:proofErr w:type="gramStart"/>
-      <w:r>
-        <w:rPr>
-          <w:rFonts w:asciiTheme="minorEastAsia" w:hAnsiTheme="minorEastAsia" w:cs="Times New Roman"/>
-          <w:color w:val="000000"/>
-        </w:rPr>
-        <w:t xml:space="preserve">{{ </w:t>
-      </w:r>
-      <w:proofErr w:type="spellStart"/>
-      <w:r>
-        <w:rPr>
-          <w:rFonts w:asciiTheme="minorEastAsia" w:hAnsiTheme="minorEastAsia" w:cs="Times New Roman" w:hint="eastAsia"/>
-          <w:color w:val="000000"/>
-        </w:rPr>
-        <w:t>a</w:t>
-      </w:r>
-      <w:proofErr w:type="gramEnd"/>
-      <w:r>
-        <w:rPr>
-          <w:rFonts w:asciiTheme="minorEastAsia" w:hAnsiTheme="minorEastAsia" w:cs="Times New Roman" w:hint="eastAsia"/>
-          <w:color w:val="000000"/>
-        </w:rPr>
-        <w:t>_</w:t>
-      </w:r>
-      <w:proofErr w:type="gramStart"/>
-      <w:r>
-        <w:rPr>
-          <w:rFonts w:asciiTheme="minorEastAsia" w:hAnsiTheme="minorEastAsia" w:cs="Times New Roman" w:hint="eastAsia"/>
-          <w:color w:val="000000"/>
-        </w:rPr>
-        <w:t>email</w:t>
-      </w:r>
-      <w:proofErr w:type="spellEnd"/>
-      <w:r>
-        <w:rPr>
-          <w:rFonts w:asciiTheme="minorEastAsia" w:hAnsiTheme="minorEastAsia" w:cs="Times New Roman"/>
-          <w:color w:val="000000"/>
-        </w:rPr>
-        <w:t xml:space="preserve"> }</w:t>
-      </w:r>
-      <w:proofErr w:type="gramEnd"/>
-      <w:r>
-        <w:rPr>
-          <w:rFonts w:asciiTheme="minorEastAsia" w:hAnsiTheme="minorEastAsia" w:cs="Times New Roman"/>
-          <w:color w:val="000000"/>
-        </w:rPr>
-        <w:t>}</w:t>
-      </w:r>
-    </w:p>
-    <w:p>
-      <w:pPr>
-        <w:spacing w:line="420" w:lineRule="auto"/>
-        <w:jc w:val="both"/>
-        <w:rPr>
-          <w:rFonts w:ascii="微軟正黑體" w:eastAsia="微軟正黑體" w:hAnsi="微軟正黑體" w:cs="微軟正黑體"/>
-          <w:color w:val="000000"/>
-        </w:rPr>
-      </w:pPr>
-      <w:r>
-        <w:rPr>
-          <w:rFonts w:ascii="微軟正黑體" w:eastAsia="微軟正黑體" w:hAnsi="微軟正黑體" w:cs="微軟正黑體"/>
-          <w:color w:val="000000"/>
-        </w:rPr>
-        <w:t xml:space="preserve">    </w:t>
-      </w:r>
-    </w:p>
-    <w:p>
-      <w:pPr>
-        <w:spacing w:line="420" w:lineRule="auto"/>
-        <w:ind w:left="425"/>
-        <w:jc w:val="both"/>
-        <w:rPr>
-          <w:rFonts w:ascii="微軟正黑體" w:eastAsia="微軟正黑體" w:hAnsi="微軟正黑體" w:cs="微軟正黑體"/>
-          <w:color w:val="000000"/>
-        </w:rPr>
-      </w:pPr>
-      <w:r>
-        <w:rPr>
-          <w:rFonts w:ascii="微軟正黑體" w:eastAsia="微軟正黑體" w:hAnsi="微軟正黑體" w:cs="微軟正黑體"/>
-          <w:color w:val="000000"/>
-        </w:rPr>
-        <w:t>乙方名稱：</w:t>
-      </w:r>
-      <w:proofErr w:type="gramStart"/>
-      <w:r>
-        <w:rPr>
-          <w:rFonts w:asciiTheme="minorEastAsia" w:hAnsiTheme="minorEastAsia" w:cs="Times New Roman"/>
-          <w:color w:val="000000"/>
-        </w:rPr>
-        <w:t xml:space="preserve">{{ </w:t>
-      </w:r>
-      <w:proofErr w:type="spellStart"/>
-      <w:r>
-        <w:rPr>
-          <w:rFonts w:asciiTheme="minorEastAsia" w:hAnsiTheme="minorEastAsia" w:cs="Times New Roman"/>
-          <w:color w:val="000000"/>
-        </w:rPr>
-        <w:t>party</w:t>
-      </w:r>
-      <w:proofErr w:type="gramEnd"/>
-      <w:r>
-        <w:rPr>
-          <w:rFonts w:asciiTheme="minorEastAsia" w:hAnsiTheme="minorEastAsia" w:cs="Times New Roman"/>
-          <w:color w:val="000000"/>
-        </w:rPr>
-        <w:t>_</w:t>
-      </w:r>
-      <w:proofErr w:type="gramStart"/>
-      <w:r>
-        <w:rPr>
-          <w:rFonts w:asciiTheme="minorEastAsia" w:hAnsiTheme="minorEastAsia" w:cs="Times New Roman"/>
-          <w:color w:val="000000"/>
-        </w:rPr>
-        <w:t>b</w:t>
-      </w:r>
-      <w:proofErr w:type="spellEnd"/>
-      <w:r>
-        <w:rPr>
-          <w:rFonts w:asciiTheme="minorEastAsia" w:hAnsiTheme="minorEastAsia" w:cs="Times New Roman"/>
-          <w:color w:val="000000"/>
-        </w:rPr>
-        <w:t xml:space="preserve"> }</w:t>
-      </w:r>
-      <w:proofErr w:type="gramEnd"/>
-      <w:r>
-        <w:rPr>
-          <w:rFonts w:asciiTheme="minorEastAsia" w:hAnsiTheme="minorEastAsia" w:cs="Times New Roman"/>
-          <w:color w:val="000000"/>
-        </w:rPr>
-        <w:t>}</w:t>
-      </w:r>
-    </w:p>
-    <w:p>
-      <w:pPr>
-        <w:spacing w:line="420" w:lineRule="auto"/>
-        <w:ind w:left="425"/>
-        <w:jc w:val="both"/>
-        <w:rPr>
-          <w:rFonts w:ascii="微軟正黑體" w:eastAsia="微軟正黑體" w:hAnsi="微軟正黑體" w:cs="微軟正黑體"/>
-          <w:color w:val="000000"/>
-        </w:rPr>
-      </w:pPr>
-      <w:r>
-        <w:rPr>
-          <w:rFonts w:ascii="微軟正黑體" w:eastAsia="微軟正黑體" w:hAnsi="微軟正黑體" w:cs="微軟正黑體"/>
-          <w:color w:val="000000"/>
-        </w:rPr>
-        <w:t>負責人/承租人：</w:t>
-      </w:r>
-      <w:proofErr w:type="gramStart"/>
-      <w:r>
-        <w:rPr>
-          <w:rFonts w:asciiTheme="minorEastAsia" w:hAnsiTheme="minorEastAsia" w:cs="Times New Roman"/>
-          <w:color w:val="000000"/>
-        </w:rPr>
-        <w:t xml:space="preserve">{{ </w:t>
-      </w:r>
-      <w:proofErr w:type="spellStart"/>
-      <w:r>
-        <w:rPr>
-          <w:rFonts w:asciiTheme="minorEastAsia" w:hAnsiTheme="minorEastAsia" w:cs="Times New Roman"/>
-          <w:color w:val="000000"/>
-        </w:rPr>
-        <w:t>b</w:t>
-      </w:r>
-      <w:proofErr w:type="gramEnd"/>
-      <w:r>
-        <w:rPr>
-          <w:rFonts w:asciiTheme="minorEastAsia" w:hAnsiTheme="minorEastAsia" w:cs="Times New Roman"/>
-          <w:color w:val="000000"/>
-        </w:rPr>
-        <w:t>_</w:t>
-      </w:r>
-      <w:proofErr w:type="gramStart"/>
-      <w:r>
-        <w:rPr>
-          <w:rFonts w:asciiTheme="minorEastAsia" w:hAnsiTheme="minorEastAsia" w:cs="Times New Roman"/>
-          <w:color w:val="000000"/>
-        </w:rPr>
-        <w:t>owner</w:t>
-      </w:r>
-      <w:proofErr w:type="spellEnd"/>
-      <w:r>
-        <w:rPr>
-          <w:rFonts w:asciiTheme="minorEastAsia" w:hAnsiTheme="minorEastAsia" w:cs="Times New Roman"/>
-          <w:color w:val="000000"/>
-        </w:rPr>
-        <w:t xml:space="preserve"> }</w:t>
-      </w:r>
-      <w:proofErr w:type="gramEnd"/>
-      <w:r>
-        <w:rPr>
-          <w:rFonts w:asciiTheme="minorEastAsia" w:hAnsiTheme="minorEastAsia" w:cs="Times New Roman"/>
-          <w:color w:val="000000"/>
-        </w:rPr>
-        <w:t>}</w:t>
-      </w:r>
-    </w:p>
-    <w:p>
-      <w:pPr>
-        <w:spacing w:line="420" w:lineRule="auto"/>
-        <w:ind w:left="425"/>
-        <w:jc w:val="both"/>
-        <w:rPr>
-          <w:rFonts w:ascii="微軟正黑體" w:eastAsia="微軟正黑體" w:hAnsi="微軟正黑體" w:cs="微軟正黑體"/>
-          <w:color w:val="000000"/>
-        </w:rPr>
-      </w:pPr>
-      <w:r>
-        <w:rPr>
-          <w:rFonts w:ascii="微軟正黑體" w:eastAsia="微軟正黑體" w:hAnsi="微軟正黑體" w:cs="微軟正黑體"/>
-          <w:color w:val="000000"/>
-        </w:rPr>
-        <w:t>統一編號：</w:t>
-      </w:r>
-      <w:proofErr w:type="gramStart"/>
-      <w:r>
-        <w:rPr>
-          <w:rFonts w:asciiTheme="minorEastAsia" w:hAnsiTheme="minorEastAsia" w:cs="Times New Roman"/>
-        </w:rPr>
-        <w:t xml:space="preserve">{{ </w:t>
-      </w:r>
-      <w:proofErr w:type="spellStart"/>
-      <w:r>
-        <w:rPr>
-          <w:rFonts w:asciiTheme="minorEastAsia" w:hAnsiTheme="minorEastAsia" w:cs="Times New Roman"/>
-        </w:rPr>
-        <w:t>b</w:t>
-      </w:r>
-      <w:proofErr w:type="gramEnd"/>
-      <w:r>
-        <w:rPr>
-          <w:rFonts w:asciiTheme="minorEastAsia" w:hAnsiTheme="minorEastAsia" w:cs="Times New Roman"/>
-        </w:rPr>
-        <w:t>_</w:t>
-      </w:r>
-      <w:proofErr w:type="gramStart"/>
-      <w:r>
-        <w:rPr>
-          <w:rFonts w:asciiTheme="minorEastAsia" w:hAnsiTheme="minorEastAsia" w:cs="Times New Roman"/>
-        </w:rPr>
-        <w:t>id</w:t>
-      </w:r>
-      <w:proofErr w:type="spellEnd"/>
-      <w:r>
-        <w:rPr>
-          <w:rFonts w:asciiTheme="minorEastAsia" w:hAnsiTheme="minorEastAsia" w:cs="Times New Roman"/>
-        </w:rPr>
-        <w:t xml:space="preserve"> }</w:t>
-      </w:r>
-      <w:proofErr w:type="gramEnd"/>
-      <w:r>
-        <w:rPr>
-          <w:rFonts w:asciiTheme="minorEastAsia" w:hAnsiTheme="minorEastAsia" w:cs="Times New Roman"/>
-        </w:rPr>
-        <w:t>}</w:t>
-      </w:r>
-    </w:p>
-    <w:p>
-      <w:pPr>
-        <w:spacing w:line="420" w:lineRule="auto"/>
-        <w:ind w:left="425"/>
-        <w:jc w:val="both"/>
-        <w:rPr>
-          <w:rFonts w:ascii="微軟正黑體" w:eastAsia="微軟正黑體" w:hAnsi="微軟正黑體" w:cs="微軟正黑體"/>
-          <w:color w:val="000000"/>
-        </w:rPr>
-      </w:pPr>
-      <w:r>
-        <w:rPr>
-          <w:rFonts w:ascii="微軟正黑體" w:eastAsia="微軟正黑體" w:hAnsi="微軟正黑體" w:cs="微軟正黑體"/>
-          <w:color w:val="000000"/>
-        </w:rPr>
-        <w:t>聯絡地址：</w:t>
-      </w:r>
-      <w:proofErr w:type="gramStart"/>
-      <w:r>
-        <w:rPr>
-          <w:rFonts w:asciiTheme="minorEastAsia" w:hAnsiTheme="minorEastAsia" w:cs="Times New Roman"/>
-          <w:color w:val="000000"/>
-        </w:rPr>
-        <w:t xml:space="preserve">{{ </w:t>
-      </w:r>
-      <w:proofErr w:type="spellStart"/>
-      <w:r>
-        <w:rPr>
-          <w:rFonts w:asciiTheme="minorEastAsia" w:hAnsiTheme="minorEastAsia" w:cs="Times New Roman"/>
-          <w:color w:val="000000"/>
-        </w:rPr>
-        <w:t>b</w:t>
-      </w:r>
-      <w:proofErr w:type="gramEnd"/>
-      <w:r>
-        <w:rPr>
-          <w:rFonts w:asciiTheme="minorEastAsia" w:hAnsiTheme="minorEastAsia" w:cs="Times New Roman"/>
-          <w:color w:val="000000"/>
-        </w:rPr>
-        <w:t>_</w:t>
-      </w:r>
-      <w:proofErr w:type="gramStart"/>
-      <w:r>
-        <w:rPr>
-          <w:rFonts w:asciiTheme="minorEastAsia" w:hAnsiTheme="minorEastAsia" w:cs="Times New Roman"/>
-          <w:color w:val="000000"/>
-        </w:rPr>
-        <w:t>address</w:t>
-      </w:r>
-      <w:proofErr w:type="spellEnd"/>
-      <w:r>
-        <w:rPr>
-          <w:rFonts w:asciiTheme="minorEastAsia" w:hAnsiTheme="minorEastAsia" w:cs="Times New Roman"/>
-          <w:color w:val="000000"/>
-        </w:rPr>
-        <w:t xml:space="preserve"> }</w:t>
-      </w:r>
-      <w:proofErr w:type="gramEnd"/>
-      <w:r>
-        <w:rPr>
-          <w:rFonts w:asciiTheme="minorEastAsia" w:hAnsiTheme="minorEastAsia" w:cs="Times New Roman"/>
-          <w:color w:val="000000"/>
-        </w:rPr>
-        <w:t>}</w:t>
-      </w:r>
-    </w:p>
-    <w:p>
-      <w:pPr>
-        <w:spacing w:line="420" w:lineRule="auto"/>
-        <w:ind w:left="425"/>
-        <w:jc w:val="both"/>
-        <w:rPr>
-          <w:rFonts w:asciiTheme="minorEastAsia" w:hAnsiTheme="minorEastAsia" w:cs="Times New Roman"/>
-          <w:color w:val="000000"/>
-        </w:rPr>
-      </w:pPr>
-      <w:r>
-        <w:rPr>
-          <w:rFonts w:ascii="微軟正黑體" w:eastAsia="微軟正黑體" w:hAnsi="微軟正黑體" w:cs="微軟正黑體"/>
-        </w:rPr>
-        <w:t>聯絡電話：</w:t>
-      </w:r>
-      <w:proofErr w:type="gramStart"/>
-      <w:r>
-        <w:rPr>
-          <w:rFonts w:asciiTheme="minorEastAsia" w:hAnsiTheme="minorEastAsia" w:cs="Times New Roman"/>
-          <w:color w:val="000000"/>
-        </w:rPr>
-        <w:t xml:space="preserve">{{ </w:t>
-      </w:r>
-      <w:proofErr w:type="spellStart"/>
-      <w:r>
-        <w:rPr>
-          <w:rFonts w:asciiTheme="minorEastAsia" w:hAnsiTheme="minorEastAsia" w:cs="Times New Roman" w:hint="eastAsia"/>
-          <w:color w:val="000000"/>
-        </w:rPr>
-        <w:t>b</w:t>
-      </w:r>
-      <w:proofErr w:type="gramEnd"/>
-      <w:r>
-        <w:rPr>
-          <w:rFonts w:asciiTheme="minorEastAsia" w:hAnsiTheme="minorEastAsia" w:cs="Times New Roman" w:hint="eastAsia"/>
-          <w:color w:val="000000"/>
-        </w:rPr>
-        <w:t>_</w:t>
-      </w:r>
-      <w:proofErr w:type="gramStart"/>
-      <w:r>
-        <w:rPr>
-          <w:rFonts w:asciiTheme="minorEastAsia" w:hAnsiTheme="minorEastAsia" w:cs="Times New Roman"/>
-          <w:color w:val="000000"/>
-        </w:rPr>
-        <w:t>phone</w:t>
-      </w:r>
-      <w:proofErr w:type="spellEnd"/>
-      <w:r>
-        <w:rPr>
-          <w:rFonts w:asciiTheme="minorEastAsia" w:hAnsiTheme="minorEastAsia" w:cs="Times New Roman"/>
-          <w:color w:val="000000"/>
-        </w:rPr>
-        <w:t xml:space="preserve"> }</w:t>
-      </w:r>
-      <w:proofErr w:type="gramEnd"/>
-      <w:r>
-        <w:rPr>
-          <w:rFonts w:asciiTheme="minorEastAsia" w:hAnsiTheme="minorEastAsia" w:cs="Times New Roman"/>
-          <w:color w:val="000000"/>
-        </w:rPr>
-        <w:t>}</w:t>
-      </w:r>
-    </w:p>
-    <w:p>
-      <w:pPr>
-        <w:spacing w:line="420" w:lineRule="auto"/>
-        <w:ind w:left="425"/>
-        <w:jc w:val="both"/>
-        <w:rPr>
-          <w:rFonts w:asciiTheme="minorEastAsia" w:hAnsiTheme="minorEastAsia" w:cs="Times New Roman"/>
-          <w:color w:val="000000"/>
-        </w:rPr>
-      </w:pPr>
-      <w:r>
-        <w:rPr>
-          <w:rFonts w:ascii="微軟正黑體" w:eastAsia="微軟正黑體" w:hAnsi="微軟正黑體" w:cs="微軟正黑體" w:hint="eastAsia"/>
-        </w:rPr>
-        <w:t>電子信箱：</w:t>
-      </w:r>
-      <w:proofErr w:type="gramStart"/>
-      <w:r>
-        <w:rPr>
-          <w:rFonts w:asciiTheme="minorEastAsia" w:hAnsiTheme="minorEastAsia" w:cs="Times New Roman"/>
-          <w:color w:val="000000"/>
-        </w:rPr>
-        <w:t xml:space="preserve">{{ </w:t>
-      </w:r>
-      <w:proofErr w:type="spellStart"/>
-      <w:r>
-        <w:rPr>
-          <w:rFonts w:asciiTheme="minorEastAsia" w:hAnsiTheme="minorEastAsia" w:cs="Times New Roman" w:hint="eastAsia"/>
-          <w:color w:val="000000"/>
-        </w:rPr>
-        <w:t>b</w:t>
-      </w:r>
-      <w:proofErr w:type="gramEnd"/>
-      <w:r>
-        <w:rPr>
-          <w:rFonts w:asciiTheme="minorEastAsia" w:hAnsiTheme="minorEastAsia" w:cs="Times New Roman" w:hint="eastAsia"/>
-          <w:color w:val="000000"/>
-        </w:rPr>
-        <w:t>_</w:t>
-      </w:r>
-      <w:proofErr w:type="gramStart"/>
-      <w:r>
-        <w:rPr>
-          <w:rFonts w:asciiTheme="minorEastAsia" w:hAnsiTheme="minorEastAsia" w:cs="Times New Roman" w:hint="eastAsia"/>
-          <w:color w:val="000000"/>
-        </w:rPr>
-        <w:t>email</w:t>
-      </w:r>
-      <w:proofErr w:type="spellEnd"/>
-      <w:r>
-        <w:rPr>
-          <w:rFonts w:asciiTheme="minorEastAsia" w:hAnsiTheme="minorEastAsia" w:cs="Times New Roman"/>
-          <w:color w:val="000000"/>
-        </w:rPr>
-        <w:t xml:space="preserve"> }</w:t>
-      </w:r>
-      <w:proofErr w:type="gramEnd"/>
-      <w:r>
-        <w:rPr>
-          <w:rFonts w:asciiTheme="minorEastAsia" w:hAnsiTheme="minorEastAsia" w:cs="Times New Roman"/>
-          <w:color w:val="000000"/>
-        </w:rPr>
-        <w:t>}</w:t>
-      </w:r>
-    </w:p>
-    <w:p>
-      <w:pPr>
-        <w:ind w:left="425"/>
-        <w:rPr>
-          <w:rFonts w:ascii="微軟正黑體" w:eastAsia="微軟正黑體" w:hAnsi="微軟正黑體" w:cs="微軟正黑體"/>
-        </w:rPr>
-      </w:pPr>
-    </w:p>
-    <w:p>
-      <w:pPr>
-        <w:spacing w:line="420" w:lineRule="auto"/>
-        <w:jc w:val="both"/>
-        <w:rPr>
-          <w:rFonts w:ascii="微軟正黑體" w:eastAsia="微軟正黑體" w:hAnsi="微軟正黑體" w:cs="微軟正黑體"/>
-          <w:color w:val="000000"/>
-        </w:rPr>
-      </w:pPr>
-    </w:p>
-    <w:p>
-      <w:pPr>
-        <w:spacing w:line="420" w:lineRule="auto"/>
-        <w:jc w:val="both"/>
-        <w:rPr>
-          <w:rFonts w:ascii="微軟正黑體" w:eastAsia="微軟正黑體" w:hAnsi="微軟正黑體" w:cs="微軟正黑體"/>
-          <w:color w:val="000000"/>
-        </w:rPr>
-      </w:pPr>
-    </w:p>
-    <w:p>
-      <w:pPr>
-        <w:spacing w:line="420" w:lineRule="auto"/>
-        <w:jc w:val="distribute"/>
-        <w:rPr>
-          <w:rFonts w:asciiTheme="minorEastAsia" w:hAnsiTheme="minorEastAsia" w:cs="Times New Roman" w:hint="eastAsia"/>
           <w:color w:val="000000"/>
         </w:rPr>
       </w:pPr>
@@ -3719,35 +2625,14 @@
           <w:sz w:val="32"/>
           <w:szCs w:val="32"/>
         </w:rPr>
-        <w:t xml:space="preserve">{{ </w:t>
-      </w:r>
-      <w:proofErr w:type="spellStart"/>
-      <w:r>
-        <w:rPr>
-          <w:rFonts w:asciiTheme="minorEastAsia" w:hAnsiTheme="minorEastAsia" w:cs="Times New Roman"/>
-          <w:color w:val="000000"/>
-          <w:sz w:val="32"/>
-          <w:szCs w:val="32"/>
-        </w:rPr>
-        <w:t>sign_date</w:t>
-      </w:r>
-      <w:proofErr w:type="spellEnd"/>
-      <w:r>
-        <w:rPr>
-          <w:rFonts w:asciiTheme="minorEastAsia" w:hAnsiTheme="minorEastAsia" w:cs="Times New Roman"/>
-          <w:color w:val="000000"/>
-          <w:sz w:val="32"/>
-          <w:szCs w:val="32"/>
-        </w:rPr>
-        <w:t xml:space="preserve"> }}</w:t>
+        <w:t>{{ sign_date }}</w:t>
       </w:r>
     </w:p>
     <w:sectPr>
-      <w:headerReference w:type="even" r:id="rId8"/>
-      <w:footerReference w:type="even" r:id="rId9"/>
-      <w:footerReference w:type="default" r:id="rId10"/>
-      <w:headerReference w:type="first" r:id="rId11"/>
-      <w:footerReference w:type="first" r:id="rId12"/>
+      <w:footerReference w:type="even" r:id="rId8"/>
+      <w:footerReference w:type="default" r:id="rId9"/>
+      <w:headerReference w:type="first" r:id="rId10"/>
+      <w:footerReference w:type="first" r:id="rId11"/>
       <w:pgSz w:w="11900" w:h="16840"/>
       <w:pgMar w:top="720" w:right="720" w:bottom="720" w:left="720" w:header="851" w:footer="992" w:gutter="0"/>
       <w:pgNumType w:start="1"/>
@@ -3949,16 +2834,6 @@
 
 <file path=word/header1.xml><?xml version="1.0" encoding="utf-8"?>
 <w:hdr xmlns:wpc="http://schemas.microsoft.com/office/word/2010/wordprocessingCanvas" xmlns:cx="http://schemas.microsoft.com/office/drawing/2014/chartex" xmlns:cx1="http://schemas.microsoft.com/office/drawing/2015/9/8/chartex" xmlns:cx2="http://schemas.microsoft.com/office/drawing/2015/10/21/chartex" xmlns:cx3="http://schemas.microsoft.com/office/drawing/2016/5/9/chartex" xmlns:cx4="http://schemas.microsoft.com/office/drawing/2016/5/10/chartex" xmlns:cx5="http://schemas.microsoft.com/office/drawing/2016/5/11/chartex" xmlns:cx6="http://schemas.microsoft.com/office/drawing/2016/5/12/chartex" xmlns:cx7="http://schemas.microsoft.com/office/drawing/2016/5/13/chartex" xmlns:cx8="http://schemas.microsoft.com/office/drawing/2016/5/14/chartex" xmlns:mc="http://schemas.openxmlformats.org/markup-compatibility/2006" xmlns:aink="http://schemas.microsoft.com/office/drawing/2016/ink" xmlns:am3d="http://schemas.microsoft.com/office/drawing/2017/model3d" xmlns:o="urn:schemas-microsoft-com:office:office" xmlns:oel="http://schemas.microsoft.com/office/2019/extlst" xmlns:r="http://schemas.openxmlformats.org/officeDocument/2006/relationships" xmlns:m="http://schemas.openxmlformats.org/officeDocument/2006/math" xmlns:v="urn:schemas-microsoft-com:vml" xmlns:wp14="http://schemas.microsoft.com/office/word/2010/wordprocessingDrawing" xmlns:wp="http://schemas.openxmlformats.org/drawingml/2006/wordprocessingDrawing" xmlns:w10="urn:schemas-microsoft-com:office:word" xmlns:w="http://schemas.openxmlformats.org/wordprocessingml/2006/main" xmlns:w14="http://schemas.microsoft.com/office/word/2010/wordml" xmlns:w15="http://schemas.microsoft.com/office/word/2012/wordml" xmlns:w16cex="http://schemas.microsoft.com/office/word/2018/wordml/cex" xmlns:w16cid="http://schemas.microsoft.com/office/word/2016/wordml/cid" xmlns:w16="http://schemas.microsoft.com/office/word/2018/wordml" xmlns:w16du="http://schemas.microsoft.com/office/word/2023/wordml/word16du" xmlns:w16sdtdh="http://schemas.microsoft.com/office/word/2020/wordml/sdtdatahash" xmlns:w16sdtfl="http://schemas.microsoft.com/office/word/2024/wordml/sdtformatlock" xmlns:w16se="http://schemas.microsoft.com/office/word/2015/wordml/symex" xmlns:wpg="http://schemas.microsoft.com/office/word/2010/wordprocessingGroup" xmlns:wpi="http://schemas.microsoft.com/office/word/2010/wordprocessingInk" xmlns:wne="http://schemas.microsoft.com/office/word/2006/wordml" xmlns:wps="http://schemas.microsoft.com/office/word/2010/wordprocessingShape" mc:Ignorable="w14 w15 w16se w16cid w16 w16cex w16sdtdh w16sdtfl w16du wp14">
-  <w:p>
-    <w:pPr>
-      <w:rPr/>
-    </w:pPr>
-  </w:p>
-</w:hdr>
-</file>
-
-<file path=word/header2.xml><?xml version="1.0" encoding="utf-8"?>
-<w:hdr xmlns:wpc="http://schemas.microsoft.com/office/word/2010/wordprocessingCanvas" xmlns:cx="http://schemas.microsoft.com/office/drawing/2014/chartex" xmlns:cx1="http://schemas.microsoft.com/office/drawing/2015/9/8/chartex" xmlns:cx2="http://schemas.microsoft.com/office/drawing/2015/10/21/chartex" xmlns:cx3="http://schemas.microsoft.com/office/drawing/2016/5/9/chartex" xmlns:cx4="http://schemas.microsoft.com/office/drawing/2016/5/10/chartex" xmlns:cx5="http://schemas.microsoft.com/office/drawing/2016/5/11/chartex" xmlns:cx6="http://schemas.microsoft.com/office/drawing/2016/5/12/chartex" xmlns:cx7="http://schemas.microsoft.com/office/drawing/2016/5/13/chartex" xmlns:cx8="http://schemas.microsoft.com/office/drawing/2016/5/14/chartex" xmlns:mc="http://schemas.openxmlformats.org/markup-compatibility/2006" xmlns:aink="http://schemas.microsoft.com/office/drawing/2016/ink" xmlns:am3d="http://schemas.microsoft.com/office/drawing/2017/model3d" xmlns:o="urn:schemas-microsoft-com:office:office" xmlns:oel="http://schemas.microsoft.com/office/2019/extlst" xmlns:r="http://schemas.openxmlformats.org/officeDocument/2006/relationships" xmlns:m="http://schemas.openxmlformats.org/officeDocument/2006/math" xmlns:v="urn:schemas-microsoft-com:vml" xmlns:wp14="http://schemas.microsoft.com/office/word/2010/wordprocessingDrawing" xmlns:wp="http://schemas.openxmlformats.org/drawingml/2006/wordprocessingDrawing" xmlns:w10="urn:schemas-microsoft-com:office:word" xmlns:w="http://schemas.openxmlformats.org/wordprocessingml/2006/main" xmlns:w14="http://schemas.microsoft.com/office/word/2010/wordml" xmlns:w15="http://schemas.microsoft.com/office/word/2012/wordml" xmlns:w16cex="http://schemas.microsoft.com/office/word/2018/wordml/cex" xmlns:w16cid="http://schemas.microsoft.com/office/word/2016/wordml/cid" xmlns:w16="http://schemas.microsoft.com/office/word/2018/wordml" xmlns:w16du="http://schemas.microsoft.com/office/word/2023/wordml/word16du" xmlns:w16sdtdh="http://schemas.microsoft.com/office/word/2020/wordml/sdtdatahash" xmlns:w16sdtfl="http://schemas.microsoft.com/office/word/2024/wordml/sdtformatlock" xmlns:w16se="http://schemas.microsoft.com/office/word/2015/wordml/symex" xmlns:wpg="http://schemas.microsoft.com/office/word/2010/wordprocessingGroup" xmlns:wpi="http://schemas.microsoft.com/office/word/2010/wordprocessingInk" xmlns:wne="http://schemas.microsoft.com/office/word/2006/wordml" xmlns:wps="http://schemas.microsoft.com/office/word/2010/wordprocessingShape" mc:Ignorable="w14 w15 w16se w16cid w16 w16cex w16sdtdh w16sdtfl w16du wp14">
   <w:tbl>
     <w:tblPr>
       <w:tblStyle w:val="a6"/>
@@ -4004,7 +2879,7 @@
               <w:sz w:val="20"/>
               <w:szCs w:val="20"/>
             </w:rPr>
-            <w:t xml:space="preserve">負責業務：{{ sales }}</w:t>
+            <w:t>負責業務：{{ sales }}</w:t>
           </w:r>
         </w:p>
       </w:tc>
@@ -4031,7 +2906,7 @@
               <w:sz w:val="20"/>
               <w:szCs w:val="20"/>
             </w:rPr>
-            <w:t xml:space="preserve">建物編號：{{ building_id }}</w:t>
+            <w:t>建物編號：{{ building_id }}</w:t>
           </w:r>
         </w:p>
       </w:tc>
@@ -4087,7 +2962,7 @@
               <w:sz w:val="20"/>
               <w:szCs w:val="20"/>
             </w:rPr>
-            <w:t xml:space="preserve">建物名稱：{{ building_name }}</w:t>
+            <w:t>建物名稱：{{ building_name }}</w:t>
           </w:r>
         </w:p>
       </w:tc>
@@ -4114,7 +2989,7 @@
               <w:sz w:val="20"/>
               <w:szCs w:val="20"/>
             </w:rPr>
-            <w:t xml:space="preserve">建物綁定電話：{{ building_phone }}</w:t>
+            <w:t>建物綁定電話：{{ building_phone }}</w:t>
           </w:r>
         </w:p>
       </w:tc>
@@ -4141,7 +3016,7 @@
               <w:sz w:val="20"/>
               <w:szCs w:val="20"/>
             </w:rPr>
-            <w:t xml:space="preserve">所得代號：{{ income_code }}</w:t>
+            <w:t>所得代號：{{ income_code }}</w:t>
           </w:r>
         </w:p>
       </w:tc>
